--- a/Template.docx
+++ b/Template.docx
@@ -1173,184 +1173,46 @@
             <w:r>
               <w:rPr>
                 <w:b/>
-                <w:sz w:val="23"/>
-              </w:rPr>
-              <w:t>FUSE</w:t>
-            </w:r>
-            <w:r>
-              <w:rPr>
-                <w:b/>
-                <w:spacing w:val="4"/>
-                <w:sz w:val="23"/>
-              </w:rPr>
-              <w:t xml:space="preserve"> </w:t>
-            </w:r>
-            <w:r>
-              <w:rPr>
-                <w:b/>
-                <w:sz w:val="23"/>
-              </w:rPr>
-              <w:t>No:</w:t>
-            </w:r>
-            <w:r>
-              <w:rPr>
-                <w:b/>
-                <w:spacing w:val="3"/>
-                <w:sz w:val="23"/>
-              </w:rPr>
-              <w:t xml:space="preserve"> </w:t>
-            </w:r>
-            <w:r>
-              <w:rPr>
-                <w:b/>
-                <w:sz w:val="23"/>
-              </w:rPr>
-              <w:t>L</w:t>
-            </w:r>
-            <w:r>
-              <w:rPr>
-                <w:b/>
-                <w:sz w:val="23"/>
-              </w:rPr>
-              <w:t>3</w:t>
-            </w:r>
-            <w:r>
-              <w:rPr>
-                <w:b/>
-                <w:spacing w:val="5"/>
-                <w:sz w:val="23"/>
-              </w:rPr>
-              <w:t xml:space="preserve"> </w:t>
-            </w:r>
-            <w:r>
-              <w:rPr>
-                <w:b/>
-                <w:sz w:val="23"/>
-              </w:rPr>
-              <w:t>Nokia</w:t>
-            </w:r>
-            <w:r>
-              <w:rPr>
-                <w:b/>
-                <w:spacing w:val="6"/>
-                <w:sz w:val="23"/>
-              </w:rPr>
-              <w:t xml:space="preserve"> </w:t>
-            </w:r>
-            <w:r>
-              <w:rPr>
-                <w:b/>
-                <w:sz w:val="23"/>
-              </w:rPr>
-              <w:t>OLT</w:t>
-            </w:r>
-            <w:r>
-              <w:rPr>
-                <w:b/>
-                <w:spacing w:val="2"/>
-                <w:sz w:val="23"/>
-              </w:rPr>
-              <w:t xml:space="preserve"> </w:t>
-            </w:r>
-            <w:r>
-              <w:rPr>
-                <w:b/>
-                <w:sz w:val="23"/>
-              </w:rPr>
-              <w:t>MF-2</w:t>
-            </w:r>
-            <w:r>
-              <w:rPr>
-                <w:b/>
-                <w:spacing w:val="5"/>
-                <w:sz w:val="23"/>
-              </w:rPr>
-              <w:t xml:space="preserve"> </w:t>
-            </w:r>
-            <w:r>
-              <w:rPr>
-                <w:b/>
-                <w:sz w:val="23"/>
-              </w:rPr>
-              <w:t>–</w:t>
-            </w:r>
-            <w:r>
-              <w:rPr>
-                <w:b/>
-                <w:spacing w:val="6"/>
-                <w:sz w:val="23"/>
-              </w:rPr>
-              <w:t xml:space="preserve"> </w:t>
+                <w:spacing w:val="-2"/>
+                <w:sz w:val="23"/>
+              </w:rPr>
+              <w:t>FUSE No: {{load</w:t>
             </w:r>
             <w:proofErr w:type="gramStart"/>
             <w:r>
               <w:rPr>
                 <w:b/>
-                <w:sz w:val="23"/>
-              </w:rPr>
-              <w:t>(</w:t>
-            </w:r>
-            <w:r>
-              <w:rPr>
-                <w:b/>
-                <w:spacing w:val="5"/>
-                <w:sz w:val="23"/>
-              </w:rPr>
-              <w:t xml:space="preserve"> </w:t>
-            </w:r>
-            <w:r>
-              <w:rPr>
-                <w:b/>
-                <w:sz w:val="23"/>
-              </w:rPr>
-              <w:t>Nokia</w:t>
+                <w:spacing w:val="-2"/>
+                <w:sz w:val="23"/>
+              </w:rPr>
+              <w:t>}}+</w:t>
             </w:r>
             <w:proofErr w:type="gramEnd"/>
             <w:r>
               <w:rPr>
                 <w:b/>
-                <w:spacing w:val="9"/>
-                <w:sz w:val="23"/>
-              </w:rPr>
-              <w:t xml:space="preserve"> </w:t>
-            </w:r>
-            <w:r>
-              <w:rPr>
-                <w:b/>
-                <w:sz w:val="23"/>
-              </w:rPr>
-              <w:t>Power</w:t>
-            </w:r>
-            <w:r>
-              <w:rPr>
-                <w:b/>
-                <w:spacing w:val="5"/>
-                <w:sz w:val="23"/>
-              </w:rPr>
-              <w:t xml:space="preserve"> </w:t>
-            </w:r>
-            <w:r>
-              <w:rPr>
-                <w:b/>
-                <w:sz w:val="23"/>
-              </w:rPr>
-              <w:t>tapping</w:t>
-            </w:r>
-            <w:r>
-              <w:rPr>
-                <w:b/>
-                <w:spacing w:val="5"/>
-                <w:sz w:val="23"/>
-              </w:rPr>
-              <w:t xml:space="preserve"> </w:t>
-            </w:r>
-            <w:r>
-              <w:rPr>
-                <w:b/>
                 <w:spacing w:val="-2"/>
                 <w:sz w:val="23"/>
               </w:rPr>
-              <w:t>point)</w:t>
+              <w:t xml:space="preserve"> Equipment –(Nokia Power </w:t>
+            </w:r>
+            <w:proofErr w:type="spellStart"/>
+            <w:r>
+              <w:rPr>
+                <w:b/>
+                <w:spacing w:val="-2"/>
+                <w:sz w:val="23"/>
+              </w:rPr>
+              <w:t>tappingpoint</w:t>
+            </w:r>
+            <w:proofErr w:type="spellEnd"/>
+            <w:r>
+              <w:rPr>
+                <w:b/>
+                <w:spacing w:val="-2"/>
+                <w:sz w:val="23"/>
+              </w:rPr>
+              <w:t>)</w:t>
             </w:r>
           </w:p>
           <w:p>
@@ -1362,62 +1224,6 @@
                 <w:sz w:val="20"/>
               </w:rPr>
             </w:pPr>
-            <w:r>
-              <w:rPr>
-                <w:rFonts w:ascii="Times New Roman"/>
-                <w:noProof/>
-                <w:sz w:val="20"/>
-              </w:rPr>
-              <w:drawing>
-                <wp:anchor distT="0" distB="0" distL="114300" distR="114300" simplePos="0" relativeHeight="251659776" behindDoc="0" locked="0" layoutInCell="1" allowOverlap="1" wp14:anchorId="7F0D0344" wp14:editId="644A863E">
-                  <wp:simplePos x="0" y="0"/>
-                  <wp:positionH relativeFrom="column">
-                    <wp:posOffset>683537</wp:posOffset>
-                  </wp:positionH>
-                  <wp:positionV relativeFrom="paragraph">
-                    <wp:posOffset>60960</wp:posOffset>
-                  </wp:positionV>
-                  <wp:extent cx="5064125" cy="919241"/>
-                  <wp:effectExtent l="0" t="0" r="3175" b="0"/>
-                  <wp:wrapNone/>
-                  <wp:docPr id="1003689820" name="Picture 1"/>
-                  <wp:cNvGraphicFramePr>
-                    <a:graphicFrameLocks xmlns:a="http://schemas.openxmlformats.org/drawingml/2006/main" noChangeAspect="1"/>
-                  </wp:cNvGraphicFramePr>
-                  <a:graphic xmlns:a="http://schemas.openxmlformats.org/drawingml/2006/main">
-                    <a:graphicData uri="http://schemas.openxmlformats.org/drawingml/2006/picture">
-                      <pic:pic xmlns:pic="http://schemas.openxmlformats.org/drawingml/2006/picture">
-                        <pic:nvPicPr>
-                          <pic:cNvPr id="1003689820" name=""/>
-                          <pic:cNvPicPr/>
-                        </pic:nvPicPr>
-                        <pic:blipFill>
-                          <a:blip r:embed="rId7">
-                            <a:extLst>
-                              <a:ext uri="{28A0092B-C50C-407E-A947-70E740481C1C}">
-                                <a14:useLocalDpi xmlns:a14="http://schemas.microsoft.com/office/drawing/2010/main" val="0"/>
-                              </a:ext>
-                            </a:extLst>
-                          </a:blip>
-                          <a:stretch>
-                            <a:fillRect/>
-                          </a:stretch>
-                        </pic:blipFill>
-                        <pic:spPr>
-                          <a:xfrm>
-                            <a:off x="0" y="0"/>
-                            <a:ext cx="5064125" cy="919241"/>
-                          </a:xfrm>
-                          <a:prstGeom prst="rect">
-                            <a:avLst/>
-                          </a:prstGeom>
-                        </pic:spPr>
-                      </pic:pic>
-                    </a:graphicData>
-                  </a:graphic>
-                </wp:anchor>
-              </w:drawing>
-            </w:r>
           </w:p>
           <w:p>
             <w:pPr>
@@ -1442,11 +1248,19 @@
           <w:p>
             <w:pPr>
               <w:pStyle w:val="TableParagraph"/>
+              <w:jc w:val="center"/>
               <w:rPr>
                 <w:rFonts w:ascii="Times New Roman"/>
                 <w:sz w:val="23"/>
               </w:rPr>
             </w:pPr>
+            <w:r>
+              <w:rPr>
+                <w:rFonts w:ascii="Times New Roman"/>
+                <w:sz w:val="23"/>
+              </w:rPr>
+              <w:t>{{RS1 Load schedule image}}</w:t>
+            </w:r>
           </w:p>
           <w:p>
             <w:pPr>
@@ -1572,7 +1386,7 @@
               <w:rPr>
                 <w:sz w:val="23"/>
               </w:rPr>
-              <w:t>1</w:t>
+              <w:t>2</w:t>
             </w:r>
             <w:r>
               <w:rPr>
@@ -1793,68 +1607,6 @@
                 <w:sz w:val="20"/>
               </w:rPr>
             </w:pPr>
-            <w:r>
-              <w:rPr>
-                <w:rFonts w:ascii="Times New Roman"/>
-                <w:noProof/>
-                <w:sz w:val="20"/>
-              </w:rPr>
-              <w:drawing>
-                <wp:anchor distT="0" distB="0" distL="114300" distR="114300" simplePos="0" relativeHeight="251662848" behindDoc="0" locked="0" layoutInCell="1" allowOverlap="1" wp14:anchorId="3BD74C04" wp14:editId="1A18B2CF">
-                  <wp:simplePos x="0" y="0"/>
-                  <wp:positionH relativeFrom="column">
-                    <wp:posOffset>732155</wp:posOffset>
-                  </wp:positionH>
-                  <wp:positionV relativeFrom="paragraph">
-                    <wp:posOffset>123825</wp:posOffset>
-                  </wp:positionV>
-                  <wp:extent cx="5730875" cy="460634"/>
-                  <wp:effectExtent l="0" t="0" r="3175" b="0"/>
-                  <wp:wrapNone/>
-                  <wp:docPr id="896921448" name="Picture 1"/>
-                  <wp:cNvGraphicFramePr>
-                    <a:graphicFrameLocks xmlns:a="http://schemas.openxmlformats.org/drawingml/2006/main" noChangeAspect="1"/>
-                  </wp:cNvGraphicFramePr>
-                  <a:graphic xmlns:a="http://schemas.openxmlformats.org/drawingml/2006/main">
-                    <a:graphicData uri="http://schemas.openxmlformats.org/drawingml/2006/picture">
-                      <pic:pic xmlns:pic="http://schemas.openxmlformats.org/drawingml/2006/picture">
-                        <pic:nvPicPr>
-                          <pic:cNvPr id="896921448" name=""/>
-                          <pic:cNvPicPr/>
-                        </pic:nvPicPr>
-                        <pic:blipFill>
-                          <a:blip r:embed="rId8">
-                            <a:extLst>
-                              <a:ext uri="{28A0092B-C50C-407E-A947-70E740481C1C}">
-                                <a14:useLocalDpi xmlns:a14="http://schemas.microsoft.com/office/drawing/2010/main" val="0"/>
-                              </a:ext>
-                            </a:extLst>
-                          </a:blip>
-                          <a:stretch>
-                            <a:fillRect/>
-                          </a:stretch>
-                        </pic:blipFill>
-                        <pic:spPr>
-                          <a:xfrm>
-                            <a:off x="0" y="0"/>
-                            <a:ext cx="5730875" cy="460634"/>
-                          </a:xfrm>
-                          <a:prstGeom prst="rect">
-                            <a:avLst/>
-                          </a:prstGeom>
-                        </pic:spPr>
-                      </pic:pic>
-                    </a:graphicData>
-                  </a:graphic>
-                  <wp14:sizeRelH relativeFrom="margin">
-                    <wp14:pctWidth>0</wp14:pctWidth>
-                  </wp14:sizeRelH>
-                  <wp14:sizeRelV relativeFrom="margin">
-                    <wp14:pctHeight>0</wp14:pctHeight>
-                  </wp14:sizeRelV>
-                </wp:anchor>
-              </w:drawing>
-            </w:r>
           </w:p>
           <w:p>
             <w:pPr>
@@ -1874,6 +1626,37 @@
                 <w:sz w:val="20"/>
               </w:rPr>
             </w:pPr>
+          </w:p>
+          <w:p>
+            <w:pPr>
+              <w:pStyle w:val="TableParagraph"/>
+              <w:jc w:val="center"/>
+              <w:rPr>
+                <w:rFonts w:ascii="Times New Roman"/>
+                <w:sz w:val="23"/>
+              </w:rPr>
+            </w:pPr>
+            <w:r>
+              <w:rPr>
+                <w:rFonts w:ascii="Times New Roman"/>
+                <w:sz w:val="23"/>
+              </w:rPr>
+              <w:t>{{RS</w:t>
+            </w:r>
+            <w:r>
+              <w:rPr>
+                <w:rFonts w:ascii="Times New Roman"/>
+                <w:sz w:val="23"/>
+              </w:rPr>
+              <w:t>2</w:t>
+            </w:r>
+            <w:r>
+              <w:rPr>
+                <w:rFonts w:ascii="Times New Roman"/>
+                <w:sz w:val="23"/>
+              </w:rPr>
+              <w:t xml:space="preserve"> Load schedule image}}</w:t>
+            </w:r>
           </w:p>
           <w:p>
             <w:pPr>
@@ -1896,8 +1679,8 @@
           <w:sz w:val="20"/>
         </w:rPr>
         <w:sectPr>
-          <w:headerReference w:type="default" r:id="rId9"/>
-          <w:footerReference w:type="default" r:id="rId10"/>
+          <w:headerReference w:type="default" r:id="rId7"/>
+          <w:footerReference w:type="default" r:id="rId8"/>
           <w:type w:val="continuous"/>
           <w:pgSz w:w="11910" w:h="16840"/>
           <w:pgMar w:top="2980" w:right="708" w:bottom="2260" w:left="850" w:header="1432" w:footer="2066" w:gutter="0"/>
@@ -3694,7 +3477,7 @@
                 </mc:Choice>
                 <mc:Fallback>
                   <w:pict>
-                    <v:group w14:anchorId="13EBC437" id="Group 9" o:spid="_x0000_s1026" style="position:absolute;margin-left:23.05pt;margin-top:-4.4pt;width:17.55pt;height:14.3pt;z-index:-251660800;mso-wrap-distance-left:0;mso-wrap-distance-right:0" coordsize="222885,181610" o:gfxdata="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">
+                    <v:group w14:anchorId="10CFA60C" id="Group 9" o:spid="_x0000_s1026" style="position:absolute;margin-left:23.05pt;margin-top:-4.4pt;width:17.55pt;height:14.3pt;z-index:-251660800;mso-wrap-distance-left:0;mso-wrap-distance-right:0" coordsize="222885,181610" o:gfxdata="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">
                       <v:shape id="Graphic 10" o:spid="_x0000_s1027" style="position:absolute;left:4572;top:4572;width:213360;height:172720;visibility:visible;mso-wrap-style:square;v-text-anchor:top" coordsize="213360,172720" o:gfxdata="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" path="m213360,172212l,172212,,,213360,r,172212xe" fillcolor="black" stroked="f">
                         <v:path arrowok="t"/>
                       </v:shape>
@@ -3836,7 +3619,7 @@
                 </mc:Choice>
                 <mc:Fallback>
                   <w:pict>
-                    <v:group w14:anchorId="5FC1B947" id="Group 12" o:spid="_x0000_s1026" style="position:absolute;margin-left:24.5pt;margin-top:-4.4pt;width:17.55pt;height:14.3pt;z-index:-251659776;mso-wrap-distance-left:0;mso-wrap-distance-right:0" coordsize="222885,181610" o:gfxdata="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">
+                    <v:group w14:anchorId="35D48035" id="Group 12" o:spid="_x0000_s1026" style="position:absolute;margin-left:24.5pt;margin-top:-4.4pt;width:17.55pt;height:14.3pt;z-index:-251659776;mso-wrap-distance-left:0;mso-wrap-distance-right:0" coordsize="222885,181610" o:gfxdata="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">
                       <v:shape id="Graphic 13" o:spid="_x0000_s1027" style="position:absolute;left:4572;top:4572;width:213360;height:172720;visibility:visible;mso-wrap-style:square;v-text-anchor:top" coordsize="213360,172720" o:gfxdata="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" path="m,l,172212r213359,l213359,,,xe" filled="f" strokeweight=".72pt">
                         <v:path arrowok="t"/>
                       </v:shape>
@@ -3975,7 +3758,7 @@
                 </mc:Choice>
                 <mc:Fallback>
                   <w:pict>
-                    <v:group w14:anchorId="5712971C" id="Group 14" o:spid="_x0000_s1026" style="position:absolute;margin-left:13.45pt;margin-top:-4.4pt;width:17.55pt;height:14.3pt;z-index:-251658752;mso-wrap-distance-left:0;mso-wrap-distance-right:0" coordsize="222885,181610" o:gfxdata="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">
+                    <v:group w14:anchorId="657D8AF3" id="Group 14" o:spid="_x0000_s1026" style="position:absolute;margin-left:13.45pt;margin-top:-4.4pt;width:17.55pt;height:14.3pt;z-index:-251658752;mso-wrap-distance-left:0;mso-wrap-distance-right:0" coordsize="222885,181610" o:gfxdata="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">
                       <v:shape id="Graphic 15" o:spid="_x0000_s1027" style="position:absolute;left:4572;top:4572;width:213360;height:172720;visibility:visible;mso-wrap-style:square;v-text-anchor:top" coordsize="213360,172720" o:gfxdata="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" path="m,l,172212r213360,l213360,,,xe" filled="f" strokeweight=".72pt">
                         <v:path arrowok="t"/>
                       </v:shape>
@@ -4574,15 +4357,7 @@
                 <w:spacing w:val="-2"/>
                 <w:sz w:val="21"/>
               </w:rPr>
-              <w:t>CDO-604</w:t>
-            </w:r>
-            <w:r>
-              <w:rPr>
-                <w:rFonts w:ascii="Calibri"/>
-                <w:spacing w:val="-2"/>
-                <w:sz w:val="21"/>
-              </w:rPr>
-              <w:t>_</w:t>
+              <w:t>CDO-604_</w:t>
             </w:r>
             <w:r>
               <w:rPr>
@@ -4786,8 +4561,8 @@
           <w:sz w:val="27"/>
         </w:rPr>
         <w:sectPr>
-          <w:headerReference w:type="default" r:id="rId11"/>
-          <w:footerReference w:type="default" r:id="rId12"/>
+          <w:headerReference w:type="default" r:id="rId9"/>
+          <w:footerReference w:type="default" r:id="rId10"/>
           <w:pgSz w:w="11910" w:h="16840"/>
           <w:pgMar w:top="2980" w:right="708" w:bottom="2260" w:left="850" w:header="1432" w:footer="2066" w:gutter="0"/>
           <w:cols w:space="720"/>
@@ -5056,7 +4831,7 @@
                 </mc:Choice>
                 <mc:Fallback>
                   <w:pict>
-                    <v:group w14:anchorId="45D187D4" id="Group 19" o:spid="_x0000_s1026" style="position:absolute;margin-left:280.1pt;margin-top:.95pt;width:17.55pt;height:14.3pt;z-index:251652608;mso-wrap-distance-left:0;mso-wrap-distance-right:0" coordsize="222885,181610" o:gfxdata="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">
+                    <v:group w14:anchorId="0DA2B201" id="Group 19" o:spid="_x0000_s1026" style="position:absolute;margin-left:280.1pt;margin-top:.95pt;width:17.55pt;height:14.3pt;z-index:251652608;mso-wrap-distance-left:0;mso-wrap-distance-right:0" coordsize="222885,181610" o:gfxdata="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">
                       <v:shape id="Graphic 20" o:spid="_x0000_s1027" style="position:absolute;left:4572;top:4572;width:213360;height:172720;visibility:visible;mso-wrap-style:square;v-text-anchor:top" coordsize="213360,172720" o:gfxdata="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" path="m213360,172211l,172211,,,213360,r,172211xe" stroked="f">
                         <v:path arrowok="t"/>
                       </v:shape>
@@ -5210,7 +4985,7 @@
                 </mc:Choice>
                 <mc:Fallback>
                   <w:pict>
-                    <v:group w14:anchorId="0DD2A0B4" id="Group 22" o:spid="_x0000_s1026" style="position:absolute;margin-left:345pt;margin-top:.95pt;width:17.55pt;height:14.3pt;z-index:251654656;mso-wrap-distance-left:0;mso-wrap-distance-right:0" coordsize="222885,181610" o:gfxdata="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">
+                    <v:group w14:anchorId="77BB84B4" id="Group 22" o:spid="_x0000_s1026" style="position:absolute;margin-left:345pt;margin-top:.95pt;width:17.55pt;height:14.3pt;z-index:251654656;mso-wrap-distance-left:0;mso-wrap-distance-right:0" coordsize="222885,181610" o:gfxdata="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">
                       <v:shape id="Graphic 23" o:spid="_x0000_s1027" style="position:absolute;left:4572;top:4572;width:213360;height:172720;visibility:visible;mso-wrap-style:square;v-text-anchor:top" coordsize="213360,172720" o:gfxdata="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" path="m213359,172211l,172211,,,213359,r,172211xe" fillcolor="black" stroked="f">
                         <v:path arrowok="t"/>
                       </v:shape>
@@ -8822,8 +8597,8 @@
           <w:sz w:val="23"/>
         </w:rPr>
         <w:sectPr>
-          <w:headerReference w:type="default" r:id="rId13"/>
-          <w:footerReference w:type="default" r:id="rId14"/>
+          <w:headerReference w:type="default" r:id="rId11"/>
+          <w:footerReference w:type="default" r:id="rId12"/>
           <w:pgSz w:w="11910" w:h="16840"/>
           <w:pgMar w:top="2980" w:right="708" w:bottom="2260" w:left="850" w:header="1432" w:footer="2066" w:gutter="0"/>
           <w:cols w:space="720"/>
@@ -9627,7 +9402,7 @@
                   <wp:extent cx="298711" cy="297179"/>
                   <wp:effectExtent l="0" t="0" r="6350" b="8255"/>
                   <wp:docPr id="28" name="Image 28">
-                    <a:hlinkClick xmlns:a="http://schemas.openxmlformats.org/drawingml/2006/main" r:id="rId15"/>
+                    <a:hlinkClick xmlns:a="http://schemas.openxmlformats.org/drawingml/2006/main" r:id="rId13"/>
                   </wp:docPr>
                   <wp:cNvGraphicFramePr>
                     <a:graphicFrameLocks xmlns:a="http://schemas.openxmlformats.org/drawingml/2006/main"/>
@@ -9637,12 +9412,12 @@
                       <pic:pic xmlns:pic="http://schemas.openxmlformats.org/drawingml/2006/picture">
                         <pic:nvPicPr>
                           <pic:cNvPr id="28" name="Image 28">
-                            <a:hlinkClick r:id="rId15"/>
+                            <a:hlinkClick r:id="rId13"/>
                           </pic:cNvPr>
                           <pic:cNvPicPr/>
                         </pic:nvPicPr>
                         <pic:blipFill>
-                          <a:blip r:embed="rId16" cstate="print"/>
+                          <a:blip r:embed="rId14" cstate="print"/>
                           <a:stretch>
                             <a:fillRect/>
                           </a:stretch>
@@ -9680,16 +9455,7 @@
                 <w:w w:val="105"/>
                 <w:sz w:val="17"/>
               </w:rPr>
-              <w:t>MIN995</w:t>
-            </w:r>
-            <w:r>
-              <w:rPr>
-                <w:rFonts w:ascii="Microsoft JhengHei UI"/>
-                <w:spacing w:val="-2"/>
-                <w:w w:val="105"/>
-                <w:sz w:val="17"/>
-              </w:rPr>
-              <w:t>_</w:t>
+              <w:t>MIN995_</w:t>
             </w:r>
             <w:r>
               <w:rPr>
@@ -11458,8 +11224,8 @@
           <w:sz w:val="21"/>
         </w:rPr>
         <w:sectPr>
-          <w:headerReference w:type="default" r:id="rId17"/>
-          <w:footerReference w:type="default" r:id="rId18"/>
+          <w:headerReference w:type="default" r:id="rId15"/>
+          <w:footerReference w:type="default" r:id="rId16"/>
           <w:pgSz w:w="11910" w:h="16840"/>
           <w:pgMar w:top="2980" w:right="708" w:bottom="2260" w:left="850" w:header="1432" w:footer="2066" w:gutter="0"/>
           <w:cols w:space="720"/>
@@ -13647,8 +13413,8 @@
           <w:sz w:val="23"/>
         </w:rPr>
         <w:sectPr>
-          <w:headerReference w:type="default" r:id="rId19"/>
-          <w:footerReference w:type="default" r:id="rId20"/>
+          <w:headerReference w:type="default" r:id="rId17"/>
+          <w:footerReference w:type="default" r:id="rId18"/>
           <w:pgSz w:w="11910" w:h="16840"/>
           <w:pgMar w:top="2980" w:right="708" w:bottom="2260" w:left="850" w:header="1432" w:footer="2066" w:gutter="0"/>
           <w:cols w:space="720"/>
@@ -13704,68 +13470,22 @@
                 <w:sz w:val="20"/>
               </w:rPr>
             </w:pPr>
-            <w:r>
+          </w:p>
+          <w:p>
+            <w:pPr>
+              <w:pStyle w:val="TableParagraph"/>
+              <w:ind w:left="878"/>
               <w:rPr>
                 <w:rFonts w:ascii="Calibri"/>
                 <w:sz w:val="20"/>
               </w:rPr>
-              <w:drawing>
-                <wp:anchor distT="0" distB="0" distL="114300" distR="114300" simplePos="0" relativeHeight="486992384" behindDoc="1" locked="0" layoutInCell="1" allowOverlap="1" wp14:anchorId="3999CFE6" wp14:editId="692E380B">
-                  <wp:simplePos x="0" y="0"/>
-                  <wp:positionH relativeFrom="column">
-                    <wp:posOffset>560705</wp:posOffset>
-                  </wp:positionH>
-                  <wp:positionV relativeFrom="paragraph">
-                    <wp:posOffset>2540</wp:posOffset>
-                  </wp:positionV>
-                  <wp:extent cx="6391275" cy="3797935"/>
-                  <wp:effectExtent l="0" t="0" r="9525" b="0"/>
-                  <wp:wrapTight wrapText="bothSides">
-                    <wp:wrapPolygon edited="0">
-                      <wp:start x="0" y="0"/>
-                      <wp:lineTo x="0" y="21452"/>
-                      <wp:lineTo x="21568" y="21452"/>
-                      <wp:lineTo x="21568" y="0"/>
-                      <wp:lineTo x="0" y="0"/>
-                    </wp:wrapPolygon>
-                  </wp:wrapTight>
-                  <wp:docPr id="1889672613" name="Picture 1"/>
-                  <wp:cNvGraphicFramePr>
-                    <a:graphicFrameLocks xmlns:a="http://schemas.openxmlformats.org/drawingml/2006/main" noChangeAspect="1"/>
-                  </wp:cNvGraphicFramePr>
-                  <a:graphic xmlns:a="http://schemas.openxmlformats.org/drawingml/2006/main">
-                    <a:graphicData uri="http://schemas.openxmlformats.org/drawingml/2006/picture">
-                      <pic:pic xmlns:pic="http://schemas.openxmlformats.org/drawingml/2006/picture">
-                        <pic:nvPicPr>
-                          <pic:cNvPr id="1889672613" name=""/>
-                          <pic:cNvPicPr/>
-                        </pic:nvPicPr>
-                        <pic:blipFill>
-                          <a:blip r:embed="rId21">
-                            <a:extLst>
-                              <a:ext uri="{28A0092B-C50C-407E-A947-70E740481C1C}">
-                                <a14:useLocalDpi xmlns:a14="http://schemas.microsoft.com/office/drawing/2010/main" val="0"/>
-                              </a:ext>
-                            </a:extLst>
-                          </a:blip>
-                          <a:stretch>
-                            <a:fillRect/>
-                          </a:stretch>
-                        </pic:blipFill>
-                        <pic:spPr>
-                          <a:xfrm>
-                            <a:off x="0" y="0"/>
-                            <a:ext cx="6391275" cy="3797935"/>
-                          </a:xfrm>
-                          <a:prstGeom prst="rect">
-                            <a:avLst/>
-                          </a:prstGeom>
-                        </pic:spPr>
-                      </pic:pic>
-                    </a:graphicData>
-                  </a:graphic>
-                </wp:anchor>
-              </w:drawing>
+            </w:pPr>
+            <w:r>
+              <w:rPr>
+                <w:rFonts w:ascii="Calibri"/>
+                <w:sz w:val="20"/>
+              </w:rPr>
+              <w:t>{{RS1 EXISTING IMAGE}</w:t>
             </w:r>
           </w:p>
           <w:p>
@@ -13798,6 +13518,83 @@
                 <w:sz w:val="23"/>
               </w:rPr>
               <w:t>1</w:t>
+            </w:r>
+            <w:r>
+              <w:rPr>
+                <w:spacing w:val="-12"/>
+                <w:sz w:val="23"/>
+              </w:rPr>
+              <w:br/>
+            </w:r>
+          </w:p>
+          <w:p>
+            <w:pPr>
+              <w:pStyle w:val="TableParagraph"/>
+              <w:ind w:left="878"/>
+              <w:rPr>
+                <w:rFonts w:ascii="Calibri"/>
+                <w:sz w:val="20"/>
+              </w:rPr>
+            </w:pPr>
+            <w:r>
+              <w:rPr>
+                <w:rFonts w:ascii="Calibri"/>
+                <w:sz w:val="20"/>
+              </w:rPr>
+              <w:t>{{RS</w:t>
+            </w:r>
+            <w:r>
+              <w:rPr>
+                <w:rFonts w:ascii="Calibri"/>
+                <w:sz w:val="20"/>
+              </w:rPr>
+              <w:t>2</w:t>
+            </w:r>
+            <w:r>
+              <w:rPr>
+                <w:rFonts w:ascii="Calibri"/>
+                <w:sz w:val="20"/>
+              </w:rPr>
+              <w:t xml:space="preserve"> EXISTING IMAGE}</w:t>
+            </w:r>
+          </w:p>
+          <w:p>
+            <w:pPr>
+              <w:pStyle w:val="TableParagraph"/>
+              <w:spacing w:before="278"/>
+              <w:ind w:right="851"/>
+              <w:jc w:val="center"/>
+              <w:rPr>
+                <w:spacing w:val="-12"/>
+                <w:sz w:val="23"/>
+              </w:rPr>
+            </w:pPr>
+            <w:r>
+              <w:rPr>
+                <w:sz w:val="23"/>
+              </w:rPr>
+              <w:t>RECTIFIER</w:t>
+            </w:r>
+            <w:r>
+              <w:rPr>
+                <w:spacing w:val="12"/>
+                <w:sz w:val="23"/>
+              </w:rPr>
+              <w:t xml:space="preserve"> </w:t>
+            </w:r>
+            <w:r>
+              <w:rPr>
+                <w:spacing w:val="-12"/>
+                <w:sz w:val="23"/>
+              </w:rPr>
+              <w:t>2</w:t>
+            </w:r>
+            <w:r>
+              <w:rPr>
+                <w:spacing w:val="-12"/>
+                <w:sz w:val="23"/>
+              </w:rPr>
+              <w:br/>
             </w:r>
           </w:p>
           <w:p>
@@ -15049,8 +14846,8 @@
           <w:sz w:val="23"/>
         </w:rPr>
         <w:sectPr>
-          <w:headerReference w:type="default" r:id="rId22"/>
-          <w:footerReference w:type="default" r:id="rId23"/>
+          <w:headerReference w:type="default" r:id="rId19"/>
+          <w:footerReference w:type="default" r:id="rId20"/>
           <w:pgSz w:w="11910" w:h="16840"/>
           <w:pgMar w:top="2980" w:right="708" w:bottom="2260" w:left="850" w:header="1432" w:footer="2066" w:gutter="0"/>
           <w:cols w:space="720"/>
@@ -16796,7 +16593,7 @@
                                 <pic:cNvPicPr/>
                               </pic:nvPicPr>
                               <pic:blipFill>
-                                <a:blip r:embed="rId24" cstate="print"/>
+                                <a:blip r:embed="rId21" cstate="print"/>
                                 <a:stretch>
                                   <a:fillRect/>
                                 </a:stretch>
@@ -16866,7 +16663,7 @@
                                 <pic:cNvPicPr/>
                               </pic:nvPicPr>
                               <pic:blipFill>
-                                <a:blip r:embed="rId25" cstate="print"/>
+                                <a:blip r:embed="rId22" cstate="print"/>
                                 <a:stretch>
                                   <a:fillRect/>
                                 </a:stretch>
@@ -16936,7 +16733,7 @@
                                 <pic:cNvPicPr/>
                               </pic:nvPicPr>
                               <pic:blipFill>
-                                <a:blip r:embed="rId26" cstate="print"/>
+                                <a:blip r:embed="rId23" cstate="print"/>
                                 <a:stretch>
                                   <a:fillRect/>
                                 </a:stretch>
@@ -17006,7 +16803,7 @@
                                 <pic:cNvPicPr/>
                               </pic:nvPicPr>
                               <pic:blipFill>
-                                <a:blip r:embed="rId27" cstate="print"/>
+                                <a:blip r:embed="rId24" cstate="print"/>
                                 <a:stretch>
                                   <a:fillRect/>
                                 </a:stretch>
@@ -17029,7 +16826,7 @@
                 </mc:Choice>
                 <mc:Fallback>
                   <w:pict>
-                    <v:group w14:anchorId="11B07D27" id="Group 39" o:spid="_x0000_s1026" style="position:absolute;margin-left:19.1pt;margin-top:-1.15pt;width:20.55pt;height:45.5pt;z-index:-16327680;mso-wrap-distance-left:0;mso-wrap-distance-right:0" coordsize="2609,5778" o:gfxdata="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">
+                    <v:group w14:anchorId="746DEC15" id="Group 39" o:spid="_x0000_s1026" style="position:absolute;margin-left:19.1pt;margin-top:-1.15pt;width:20.55pt;height:45.5pt;z-index:-16327680;mso-wrap-distance-left:0;mso-wrap-distance-right:0" coordsize="2609,5778" o:gfxdata="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">
                       <v:shape id="Graphic 40" o:spid="_x0000_s1027" style="position:absolute;left:45;top:1463;width:2515;height:215;visibility:visible;mso-wrap-style:square;v-text-anchor:top" coordsize="251460,21590" o:gfxdata="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" path="m251460,21335l,21335,21335,,230123,r21337,21335xe" fillcolor="#cdcdcd" stroked="f">
                         <v:path arrowok="t"/>
                       </v:shape>
@@ -17059,25 +16856,25 @@
                         <o:lock v:ext="edit" aspectratio="t"/>
                       </v:shapetype>
                       <v:shape id="Image 43" o:spid="_x0000_s1030" type="#_x0000_t75" style="position:absolute;width:2606;height:3078;visibility:visible;mso-wrap-style:square" o:gfxdata="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">
-                        <v:imagedata r:id="rId28" o:title=""/>
+                        <v:imagedata r:id="rId25" o:title=""/>
                       </v:shape>
                       <v:shape id="Graphic 44" o:spid="_x0000_s1031" style="position:absolute;left:45;top:1447;width:2515;height:1632;visibility:visible;mso-wrap-style:square;v-text-anchor:top" coordsize="251460,163195" o:gfxdata="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" path="m,l,163067r251460,l251460,,,xe" filled="f" strokeweight=".25397mm">
                         <v:path arrowok="t"/>
                       </v:shape>
                       <v:shape id="Image 45" o:spid="_x0000_s1032" type="#_x0000_t75" style="position:absolute;top:1402;width:2606;height:3002;visibility:visible;mso-wrap-style:square" o:gfxdata="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">
-                        <v:imagedata r:id="rId29" o:title=""/>
+                        <v:imagedata r:id="rId26" o:title=""/>
                       </v:shape>
                       <v:shape id="Graphic 46" o:spid="_x0000_s1033" style="position:absolute;left:45;top:2773;width:2515;height:1632;visibility:visible;mso-wrap-style:square;v-text-anchor:top" coordsize="251460,163195" o:gfxdata="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" path="m,l,163067r251460,l251460,,,xe" filled="f" strokeweight=".25397mm">
                         <v:path arrowok="t"/>
                       </v:shape>
                       <v:shape id="Image 47" o:spid="_x0000_s1034" type="#_x0000_t75" style="position:absolute;top:2727;width:2606;height:3003;visibility:visible;mso-wrap-style:square" o:gfxdata="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">
-                        <v:imagedata r:id="rId30" o:title=""/>
+                        <v:imagedata r:id="rId27" o:title=""/>
                       </v:shape>
                       <v:shape id="Graphic 48" o:spid="_x0000_s1035" style="position:absolute;left:45;top:4099;width:2515;height:1632;visibility:visible;mso-wrap-style:square;v-text-anchor:top" coordsize="251460,163195" o:gfxdata="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" path="m,l,163067r251460,l251460,,,xe" filled="f" strokeweight=".72pt">
                         <v:path arrowok="t"/>
                       </v:shape>
                       <v:shape id="Image 49" o:spid="_x0000_s1036" type="#_x0000_t75" style="position:absolute;top:4053;width:2606;height:1722;visibility:visible;mso-wrap-style:square" o:gfxdata="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">
-                        <v:imagedata r:id="rId31" o:title=""/>
+                        <v:imagedata r:id="rId28" o:title=""/>
                       </v:shape>
                     </v:group>
                   </w:pict>
@@ -17269,7 +17066,7 @@
                                 <pic:cNvPicPr/>
                               </pic:nvPicPr>
                               <pic:blipFill>
-                                <a:blip r:embed="rId32" cstate="print"/>
+                                <a:blip r:embed="rId29" cstate="print"/>
                                 <a:stretch>
                                   <a:fillRect/>
                                 </a:stretch>
@@ -17339,7 +17136,7 @@
                                 <pic:cNvPicPr/>
                               </pic:nvPicPr>
                               <pic:blipFill>
-                                <a:blip r:embed="rId33" cstate="print"/>
+                                <a:blip r:embed="rId30" cstate="print"/>
                                 <a:stretch>
                                   <a:fillRect/>
                                 </a:stretch>
@@ -17409,7 +17206,7 @@
                                 <pic:cNvPicPr/>
                               </pic:nvPicPr>
                               <pic:blipFill>
-                                <a:blip r:embed="rId34" cstate="print"/>
+                                <a:blip r:embed="rId31" cstate="print"/>
                                 <a:stretch>
                                   <a:fillRect/>
                                 </a:stretch>
@@ -17479,7 +17276,7 @@
                                 <pic:cNvPicPr/>
                               </pic:nvPicPr>
                               <pic:blipFill>
-                                <a:blip r:embed="rId35" cstate="print"/>
+                                <a:blip r:embed="rId32" cstate="print"/>
                                 <a:stretch>
                                   <a:fillRect/>
                                 </a:stretch>
@@ -17502,7 +17299,7 @@
                 </mc:Choice>
                 <mc:Fallback>
                   <w:pict>
-                    <v:group w14:anchorId="73F43200" id="Group 50" o:spid="_x0000_s1026" style="position:absolute;margin-left:264.6pt;margin-top:-1.15pt;width:20.55pt;height:52.1pt;z-index:-16327168;mso-wrap-distance-left:0;mso-wrap-distance-right:0" coordsize="2609,6616" o:gfxdata="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">
+                    <v:group w14:anchorId="58BB69BC" id="Group 50" o:spid="_x0000_s1026" style="position:absolute;margin-left:264.6pt;margin-top:-1.15pt;width:20.55pt;height:52.1pt;z-index:-16327168;mso-wrap-distance-left:0;mso-wrap-distance-right:0" coordsize="2609,6616" o:gfxdata="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">
                       <v:shape id="Graphic 51" o:spid="_x0000_s1027" style="position:absolute;left:45;top:1463;width:2515;height:215;visibility:visible;mso-wrap-style:square;v-text-anchor:top" coordsize="251460,21590" o:gfxdata="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" path="m251459,21335l,21335,21335,,230124,r21335,21335xe" fillcolor="#cdcdcd" stroked="f">
                         <v:path arrowok="t"/>
                       </v:shape>
@@ -17513,25 +17310,25 @@
                         <v:path arrowok="t"/>
                       </v:shape>
                       <v:shape id="Image 54" o:spid="_x0000_s1030" type="#_x0000_t75" style="position:absolute;width:2606;height:3307;visibility:visible;mso-wrap-style:square" o:gfxdata="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">
-                        <v:imagedata r:id="rId36" o:title=""/>
+                        <v:imagedata r:id="rId33" o:title=""/>
                       </v:shape>
                       <v:shape id="Graphic 55" o:spid="_x0000_s1031" style="position:absolute;left:45;top:1676;width:2515;height:1632;visibility:visible;mso-wrap-style:square;v-text-anchor:top" coordsize="251460,163195" o:gfxdata="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" path="m,l,163067r251459,l251459,,,xe" filled="f" strokeweight=".72pt">
                         <v:path arrowok="t"/>
                       </v:shape>
                       <v:shape id="Image 56" o:spid="_x0000_s1032" type="#_x0000_t75" style="position:absolute;top:1630;width:2606;height:3307;visibility:visible;mso-wrap-style:square" o:gfxdata="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">
-                        <v:imagedata r:id="rId37" o:title=""/>
+                        <v:imagedata r:id="rId34" o:title=""/>
                       </v:shape>
                       <v:shape id="Graphic 57" o:spid="_x0000_s1033" style="position:absolute;left:45;top:3307;width:2515;height:1632;visibility:visible;mso-wrap-style:square;v-text-anchor:top" coordsize="251460,163195" o:gfxdata="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" path="m,l,163067r251459,l251459,,,xe" filled="f" strokeweight=".72pt">
                         <v:path arrowok="t"/>
                       </v:shape>
                       <v:shape id="Image 58" o:spid="_x0000_s1034" type="#_x0000_t75" style="position:absolute;top:3261;width:2606;height:3307;visibility:visible;mso-wrap-style:square" o:gfxdata="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">
-                        <v:imagedata r:id="rId38" o:title=""/>
+                        <v:imagedata r:id="rId35" o:title=""/>
                       </v:shape>
                       <v:shape id="Graphic 59" o:spid="_x0000_s1035" style="position:absolute;left:45;top:4937;width:2515;height:1632;visibility:visible;mso-wrap-style:square;v-text-anchor:top" coordsize="251460,163195" o:gfxdata="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" path="m,l,163067r251459,l251459,,,xe" filled="f" strokeweight=".72pt">
                         <v:path arrowok="t"/>
                       </v:shape>
                       <v:shape id="Image 60" o:spid="_x0000_s1036" type="#_x0000_t75" style="position:absolute;top:4892;width:2606;height:1722;visibility:visible;mso-wrap-style:square" o:gfxdata="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">
-                        <v:imagedata r:id="rId39" o:title=""/>
+                        <v:imagedata r:id="rId36" o:title=""/>
                       </v:shape>
                     </v:group>
                   </w:pict>
@@ -18400,8 +18197,8 @@
     </w:tbl>
     <w:p/>
     <w:sectPr>
-      <w:headerReference w:type="default" r:id="rId40"/>
-      <w:footerReference w:type="default" r:id="rId41"/>
+      <w:headerReference w:type="default" r:id="rId37"/>
+      <w:footerReference w:type="default" r:id="rId38"/>
       <w:pgSz w:w="11910" w:h="16840"/>
       <w:pgMar w:top="2980" w:right="708" w:bottom="2260" w:left="850" w:header="1432" w:footer="2066" w:gutter="0"/>
       <w:cols w:space="720"/>
@@ -25776,16 +25573,7 @@
                                     <w:color w:val="FFFFFF"/>
                                     <w:sz w:val="27"/>
                                   </w:rPr>
-                                  <w:t>CDO-604</w:t>
-                                </w:r>
-                                <w:r>
-                                  <w:rPr>
-                                    <w:rFonts w:ascii="Calibri"/>
-                                    <w:i/>
-                                    <w:color w:val="FFFFFF"/>
-                                    <w:sz w:val="27"/>
-                                  </w:rPr>
-                                  <w:t xml:space="preserve"> </w:t>
+                                  <w:t xml:space="preserve">CDO-604 </w:t>
                                 </w:r>
                                 <w:r>
                                   <w:rPr>
@@ -26493,16 +26281,7 @@
                               <w:color w:val="FFFFFF"/>
                               <w:sz w:val="27"/>
                             </w:rPr>
-                            <w:t>CDO-604</w:t>
-                          </w:r>
-                          <w:r>
-                            <w:rPr>
-                              <w:rFonts w:ascii="Calibri"/>
-                              <w:i/>
-                              <w:color w:val="FFFFFF"/>
-                              <w:sz w:val="27"/>
-                            </w:rPr>
-                            <w:t xml:space="preserve"> </w:t>
+                            <w:t xml:space="preserve">CDO-604 </w:t>
                           </w:r>
                           <w:r>
                             <w:rPr>
@@ -28828,16 +28607,7 @@
                                     <w:color w:val="FFFFFF"/>
                                     <w:sz w:val="27"/>
                                   </w:rPr>
-                                  <w:t>CDO-604</w:t>
-                                </w:r>
-                                <w:r>
-                                  <w:rPr>
-                                    <w:rFonts w:ascii="Calibri"/>
-                                    <w:i/>
-                                    <w:color w:val="FFFFFF"/>
-                                    <w:sz w:val="27"/>
-                                  </w:rPr>
-                                  <w:t xml:space="preserve"> </w:t>
+                                  <w:t xml:space="preserve">CDO-604 </w:t>
                                 </w:r>
                                 <w:r>
                                   <w:rPr>
@@ -29545,16 +29315,7 @@
                               <w:color w:val="FFFFFF"/>
                               <w:sz w:val="27"/>
                             </w:rPr>
-                            <w:t>CDO-604</w:t>
-                          </w:r>
-                          <w:r>
-                            <w:rPr>
-                              <w:rFonts w:ascii="Calibri"/>
-                              <w:i/>
-                              <w:color w:val="FFFFFF"/>
-                              <w:sz w:val="27"/>
-                            </w:rPr>
-                            <w:t xml:space="preserve"> </w:t>
+                            <w:t xml:space="preserve">CDO-604 </w:t>
                           </w:r>
                           <w:r>
                             <w:rPr>
@@ -31880,16 +31641,7 @@
                                     <w:color w:val="FFFFFF"/>
                                     <w:sz w:val="27"/>
                                   </w:rPr>
-                                  <w:t>CDO-604</w:t>
-                                </w:r>
-                                <w:r>
-                                  <w:rPr>
-                                    <w:rFonts w:ascii="Calibri"/>
-                                    <w:i/>
-                                    <w:color w:val="FFFFFF"/>
-                                    <w:sz w:val="27"/>
-                                  </w:rPr>
-                                  <w:t xml:space="preserve"> </w:t>
+                                  <w:t xml:space="preserve">CDO-604 </w:t>
                                 </w:r>
                                 <w:r>
                                   <w:rPr>
@@ -32597,16 +32349,7 @@
                               <w:color w:val="FFFFFF"/>
                               <w:sz w:val="27"/>
                             </w:rPr>
-                            <w:t>CDO-604</w:t>
-                          </w:r>
-                          <w:r>
-                            <w:rPr>
-                              <w:rFonts w:ascii="Calibri"/>
-                              <w:i/>
-                              <w:color w:val="FFFFFF"/>
-                              <w:sz w:val="27"/>
-                            </w:rPr>
-                            <w:t xml:space="preserve"> </w:t>
+                            <w:t xml:space="preserve">CDO-604 </w:t>
                           </w:r>
                           <w:r>
                             <w:rPr>

--- a/Template.docx
+++ b/Template.docx
@@ -922,21 +922,7 @@
               <w:rPr>
                 <w:sz w:val="23"/>
               </w:rPr>
-              <w:t>(</w:t>
-            </w:r>
-            <w:proofErr w:type="gramStart"/>
-            <w:r>
-              <w:rPr>
-                <w:sz w:val="23"/>
-              </w:rPr>
-              <w:t>mini OLT</w:t>
-            </w:r>
-            <w:proofErr w:type="gramEnd"/>
-            <w:r>
-              <w:rPr>
-                <w:sz w:val="23"/>
-              </w:rPr>
-              <w:t>) for B2B as a pre-requisite of</w:t>
+              <w:t>(mini OLT) for B2B as a pre-requisite of</w:t>
             </w:r>
             <w:r>
               <w:rPr>
@@ -1002,23 +988,7 @@
                 <w:b/>
                 <w:sz w:val="23"/>
               </w:rPr>
-              <w:t xml:space="preserve">Nokia </w:t>
-            </w:r>
-            <w:proofErr w:type="spellStart"/>
-            <w:r>
-              <w:rPr>
-                <w:b/>
-                <w:sz w:val="23"/>
-              </w:rPr>
-              <w:t>Lightspan</w:t>
-            </w:r>
-            <w:proofErr w:type="spellEnd"/>
-            <w:r>
-              <w:rPr>
-                <w:b/>
-                <w:sz w:val="23"/>
-              </w:rPr>
-              <w:t xml:space="preserve"> MF-2 </w:t>
+              <w:t xml:space="preserve">Nokia Lightspan MF-2 </w:t>
             </w:r>
             <w:r>
               <w:rPr>
@@ -1176,43 +1146,7 @@
                 <w:spacing w:val="-2"/>
                 <w:sz w:val="23"/>
               </w:rPr>
-              <w:t>FUSE No: {{load</w:t>
-            </w:r>
-            <w:proofErr w:type="gramStart"/>
-            <w:r>
-              <w:rPr>
-                <w:b/>
-                <w:spacing w:val="-2"/>
-                <w:sz w:val="23"/>
-              </w:rPr>
-              <w:t>}}+</w:t>
-            </w:r>
-            <w:proofErr w:type="gramEnd"/>
-            <w:r>
-              <w:rPr>
-                <w:b/>
-                <w:spacing w:val="-2"/>
-                <w:sz w:val="23"/>
-              </w:rPr>
-              <w:t xml:space="preserve"> Equipment –(Nokia Power </w:t>
-            </w:r>
-            <w:proofErr w:type="spellStart"/>
-            <w:r>
-              <w:rPr>
-                <w:b/>
-                <w:spacing w:val="-2"/>
-                <w:sz w:val="23"/>
-              </w:rPr>
-              <w:t>tappingpoint</w:t>
-            </w:r>
-            <w:proofErr w:type="spellEnd"/>
-            <w:r>
-              <w:rPr>
-                <w:b/>
-                <w:spacing w:val="-2"/>
-                <w:sz w:val="23"/>
-              </w:rPr>
-              <w:t>)</w:t>
+              <w:t>FUSE No: {{load}}+ Equipment –(Nokia Power tappingpoint)</w:t>
             </w:r>
           </w:p>
           <w:p>
@@ -1381,7 +1315,6 @@
               </w:rPr>
               <w:t xml:space="preserve"> </w:t>
             </w:r>
-            <w:proofErr w:type="gramStart"/>
             <w:r>
               <w:rPr>
                 <w:sz w:val="23"/>
@@ -1403,7 +1336,6 @@
               </w:rPr>
               <w:t>)</w:t>
             </w:r>
-            <w:proofErr w:type="gramEnd"/>
           </w:p>
           <w:p>
             <w:pPr>
@@ -1527,7 +1459,6 @@
               </w:rPr>
               <w:t xml:space="preserve"> </w:t>
             </w:r>
-            <w:proofErr w:type="gramStart"/>
             <w:r>
               <w:rPr>
                 <w:b/>
@@ -1550,7 +1481,6 @@
               </w:rPr>
               <w:t>Nokia</w:t>
             </w:r>
-            <w:proofErr w:type="gramEnd"/>
             <w:r>
               <w:rPr>
                 <w:b/>
@@ -1641,21 +1571,7 @@
                 <w:rFonts w:ascii="Times New Roman"/>
                 <w:sz w:val="23"/>
               </w:rPr>
-              <w:t>{{RS</w:t>
-            </w:r>
-            <w:r>
-              <w:rPr>
-                <w:rFonts w:ascii="Times New Roman"/>
-                <w:sz w:val="23"/>
-              </w:rPr>
-              <w:t>2</w:t>
-            </w:r>
-            <w:r>
-              <w:rPr>
-                <w:rFonts w:ascii="Times New Roman"/>
-                <w:sz w:val="23"/>
-              </w:rPr>
-              <w:t xml:space="preserve"> Load schedule image}}</w:t>
+              <w:t>{{RS2 Load schedule image}}</w:t>
             </w:r>
           </w:p>
           <w:p>
@@ -2088,7 +2004,6 @@
                 <w:sz w:val="21"/>
               </w:rPr>
             </w:pPr>
-            <w:proofErr w:type="spellStart"/>
             <w:r>
               <w:rPr>
                 <w:rFonts w:ascii="Calibri"/>
@@ -2096,7 +2011,6 @@
               </w:rPr>
               <w:t>Dhenver</w:t>
             </w:r>
-            <w:proofErr w:type="spellEnd"/>
             <w:r>
               <w:rPr>
                 <w:rFonts w:ascii="Calibri"/>
@@ -3177,25 +3091,7 @@
                 <w:i/>
                 <w:sz w:val="27"/>
               </w:rPr>
-              <w:t xml:space="preserve">19- June 19, </w:t>
-            </w:r>
-            <w:proofErr w:type="gramStart"/>
-            <w:r>
-              <w:rPr>
-                <w:rFonts w:ascii="Calibri"/>
-                <w:i/>
-                <w:sz w:val="27"/>
-              </w:rPr>
-              <w:t>2026</w:t>
-            </w:r>
-            <w:proofErr w:type="gramEnd"/>
-            <w:r>
-              <w:rPr>
-                <w:rFonts w:ascii="Calibri"/>
-                <w:i/>
-                <w:sz w:val="27"/>
-              </w:rPr>
-              <w:t xml:space="preserve"> </w:t>
+              <w:t xml:space="preserve">19- June 19, 2026 </w:t>
             </w:r>
             <w:r>
               <w:rPr>
@@ -3477,7 +3373,7 @@
                 </mc:Choice>
                 <mc:Fallback>
                   <w:pict>
-                    <v:group w14:anchorId="10CFA60C" id="Group 9" o:spid="_x0000_s1026" style="position:absolute;margin-left:23.05pt;margin-top:-4.4pt;width:17.55pt;height:14.3pt;z-index:-251660800;mso-wrap-distance-left:0;mso-wrap-distance-right:0" coordsize="222885,181610" o:gfxdata="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">
+                    <v:group w14:anchorId="08533D82" id="Group 9" o:spid="_x0000_s1026" style="position:absolute;margin-left:23.05pt;margin-top:-4.4pt;width:17.55pt;height:14.3pt;z-index:-251660800;mso-wrap-distance-left:0;mso-wrap-distance-right:0" coordsize="222885,181610" o:gfxdata="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">
                       <v:shape id="Graphic 10" o:spid="_x0000_s1027" style="position:absolute;left:4572;top:4572;width:213360;height:172720;visibility:visible;mso-wrap-style:square;v-text-anchor:top" coordsize="213360,172720" o:gfxdata="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" path="m213360,172212l,172212,,,213360,r,172212xe" fillcolor="black" stroked="f">
                         <v:path arrowok="t"/>
                       </v:shape>
@@ -3619,7 +3515,7 @@
                 </mc:Choice>
                 <mc:Fallback>
                   <w:pict>
-                    <v:group w14:anchorId="35D48035" id="Group 12" o:spid="_x0000_s1026" style="position:absolute;margin-left:24.5pt;margin-top:-4.4pt;width:17.55pt;height:14.3pt;z-index:-251659776;mso-wrap-distance-left:0;mso-wrap-distance-right:0" coordsize="222885,181610" o:gfxdata="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">
+                    <v:group w14:anchorId="6F257082" id="Group 12" o:spid="_x0000_s1026" style="position:absolute;margin-left:24.5pt;margin-top:-4.4pt;width:17.55pt;height:14.3pt;z-index:-251659776;mso-wrap-distance-left:0;mso-wrap-distance-right:0" coordsize="222885,181610" o:gfxdata="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">
                       <v:shape id="Graphic 13" o:spid="_x0000_s1027" style="position:absolute;left:4572;top:4572;width:213360;height:172720;visibility:visible;mso-wrap-style:square;v-text-anchor:top" coordsize="213360,172720" o:gfxdata="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" path="m,l,172212r213359,l213359,,,xe" filled="f" strokeweight=".72pt">
                         <v:path arrowok="t"/>
                       </v:shape>
@@ -3758,7 +3654,7 @@
                 </mc:Choice>
                 <mc:Fallback>
                   <w:pict>
-                    <v:group w14:anchorId="657D8AF3" id="Group 14" o:spid="_x0000_s1026" style="position:absolute;margin-left:13.45pt;margin-top:-4.4pt;width:17.55pt;height:14.3pt;z-index:-251658752;mso-wrap-distance-left:0;mso-wrap-distance-right:0" coordsize="222885,181610" o:gfxdata="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">
+                    <v:group w14:anchorId="421BAF2F" id="Group 14" o:spid="_x0000_s1026" style="position:absolute;margin-left:13.45pt;margin-top:-4.4pt;width:17.55pt;height:14.3pt;z-index:-251658752;mso-wrap-distance-left:0;mso-wrap-distance-right:0" coordsize="222885,181610" o:gfxdata="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">
                       <v:shape id="Graphic 15" o:spid="_x0000_s1027" style="position:absolute;left:4572;top:4572;width:213360;height:172720;visibility:visible;mso-wrap-style:square;v-text-anchor:top" coordsize="213360,172720" o:gfxdata="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" path="m,l,172212r213360,l213360,,,xe" filled="f" strokeweight=".72pt">
                         <v:path arrowok="t"/>
                       </v:shape>
@@ -3911,7 +3807,6 @@
                 <w:sz w:val="23"/>
               </w:rPr>
             </w:pPr>
-            <w:proofErr w:type="gramStart"/>
             <w:r>
               <w:rPr>
                 <w:rFonts w:ascii="Calibri"/>
@@ -3935,7 +3830,6 @@
               </w:rPr>
               <w:t>:</w:t>
             </w:r>
-            <w:proofErr w:type="gramEnd"/>
           </w:p>
           <w:p>
             <w:pPr>
@@ -3952,17 +3846,8 @@
                 <w:rFonts w:ascii="Calibri"/>
                 <w:sz w:val="23"/>
               </w:rPr>
-              <w:t>(</w:t>
-            </w:r>
-            <w:proofErr w:type="gramStart"/>
-            <w:r>
-              <w:rPr>
-                <w:rFonts w:ascii="Calibri"/>
-                <w:sz w:val="23"/>
-              </w:rPr>
-              <w:t>None</w:t>
-            </w:r>
-            <w:proofErr w:type="gramEnd"/>
+              <w:t>(None</w:t>
+            </w:r>
             <w:r>
               <w:rPr>
                 <w:rFonts w:ascii="Calibri"/>
@@ -4010,7 +3895,6 @@
                 <w:sz w:val="23"/>
               </w:rPr>
             </w:pPr>
-            <w:proofErr w:type="gramStart"/>
             <w:r>
               <w:rPr>
                 <w:rFonts w:ascii="Calibri"/>
@@ -4034,7 +3918,6 @@
               </w:rPr>
               <w:t>:</w:t>
             </w:r>
-            <w:proofErr w:type="gramEnd"/>
           </w:p>
         </w:tc>
         <w:tc>
@@ -4071,15 +3954,7 @@
                 <w:rFonts w:ascii="Calibri"/>
                 <w:sz w:val="23"/>
               </w:rPr>
-              <w:t>/IR/</w:t>
-            </w:r>
-            <w:proofErr w:type="gramStart"/>
-            <w:r>
-              <w:rPr>
-                <w:rFonts w:ascii="Calibri"/>
-                <w:sz w:val="23"/>
-              </w:rPr>
-              <w:t>Others</w:t>
+              <w:t>/IR/Others</w:t>
             </w:r>
             <w:r>
               <w:rPr>
@@ -4097,7 +3972,6 @@
               </w:rPr>
               <w:t>:</w:t>
             </w:r>
-            <w:proofErr w:type="gramEnd"/>
           </w:p>
         </w:tc>
       </w:tr>
@@ -4253,7 +4127,6 @@
                 <w:sz w:val="23"/>
               </w:rPr>
             </w:pPr>
-            <w:proofErr w:type="gramStart"/>
             <w:r>
               <w:rPr>
                 <w:rFonts w:ascii="Calibri"/>
@@ -4271,17 +4144,7 @@
                 <w:spacing w:val="-2"/>
                 <w:sz w:val="23"/>
               </w:rPr>
-              <w:t>(</w:t>
-            </w:r>
-            <w:proofErr w:type="gramEnd"/>
-            <w:r>
-              <w:rPr>
-                <w:rFonts w:ascii="Calibri"/>
-                <w:i/>
-                <w:spacing w:val="-2"/>
-                <w:sz w:val="23"/>
-              </w:rPr>
-              <w:t>Location)</w:t>
+              <w:t>(Location)</w:t>
             </w:r>
           </w:p>
         </w:tc>
@@ -4831,7 +4694,7 @@
                 </mc:Choice>
                 <mc:Fallback>
                   <w:pict>
-                    <v:group w14:anchorId="0DA2B201" id="Group 19" o:spid="_x0000_s1026" style="position:absolute;margin-left:280.1pt;margin-top:.95pt;width:17.55pt;height:14.3pt;z-index:251652608;mso-wrap-distance-left:0;mso-wrap-distance-right:0" coordsize="222885,181610" o:gfxdata="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">
+                    <v:group w14:anchorId="4E181E51" id="Group 19" o:spid="_x0000_s1026" style="position:absolute;margin-left:280.1pt;margin-top:.95pt;width:17.55pt;height:14.3pt;z-index:251652608;mso-wrap-distance-left:0;mso-wrap-distance-right:0" coordsize="222885,181610" o:gfxdata="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">
                       <v:shape id="Graphic 20" o:spid="_x0000_s1027" style="position:absolute;left:4572;top:4572;width:213360;height:172720;visibility:visible;mso-wrap-style:square;v-text-anchor:top" coordsize="213360,172720" o:gfxdata="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" path="m213360,172211l,172211,,,213360,r,172211xe" stroked="f">
                         <v:path arrowok="t"/>
                       </v:shape>
@@ -4985,7 +4848,7 @@
                 </mc:Choice>
                 <mc:Fallback>
                   <w:pict>
-                    <v:group w14:anchorId="77BB84B4" id="Group 22" o:spid="_x0000_s1026" style="position:absolute;margin-left:345pt;margin-top:.95pt;width:17.55pt;height:14.3pt;z-index:251654656;mso-wrap-distance-left:0;mso-wrap-distance-right:0" coordsize="222885,181610" o:gfxdata="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">
+                    <v:group w14:anchorId="4BEC1B06" id="Group 22" o:spid="_x0000_s1026" style="position:absolute;margin-left:345pt;margin-top:.95pt;width:17.55pt;height:14.3pt;z-index:251654656;mso-wrap-distance-left:0;mso-wrap-distance-right:0" coordsize="222885,181610" o:gfxdata="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">
                       <v:shape id="Graphic 23" o:spid="_x0000_s1027" style="position:absolute;left:4572;top:4572;width:213360;height:172720;visibility:visible;mso-wrap-style:square;v-text-anchor:top" coordsize="213360,172720" o:gfxdata="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" path="m213359,172211l,172211,,,213359,r,172211xe" fillcolor="black" stroked="f">
                         <v:path arrowok="t"/>
                       </v:shape>
@@ -5171,7 +5034,6 @@
                 <w:sz w:val="21"/>
               </w:rPr>
             </w:pPr>
-            <w:proofErr w:type="gramStart"/>
             <w:r>
               <w:rPr>
                 <w:rFonts w:ascii="Calibri"/>
@@ -5181,7 +5043,6 @@
               </w:rPr>
               <w:t>SO</w:t>
             </w:r>
-            <w:proofErr w:type="gramEnd"/>
             <w:r>
               <w:rPr>
                 <w:rFonts w:ascii="Calibri"/>
@@ -6827,7 +6688,6 @@
               </w:rPr>
               <w:t xml:space="preserve"> </w:t>
             </w:r>
-            <w:proofErr w:type="spellStart"/>
             <w:r>
               <w:rPr>
                 <w:rFonts w:ascii="Calibri"/>
@@ -6836,7 +6696,6 @@
               </w:rPr>
               <w:t>Palasol</w:t>
             </w:r>
-            <w:proofErr w:type="spellEnd"/>
           </w:p>
         </w:tc>
         <w:tc>
@@ -7044,7 +6903,6 @@
               </w:rPr>
               <w:t xml:space="preserve"> </w:t>
             </w:r>
-            <w:proofErr w:type="spellStart"/>
             <w:r>
               <w:rPr>
                 <w:rFonts w:ascii="Calibri"/>
@@ -7053,7 +6911,6 @@
               </w:rPr>
               <w:t>Inovero</w:t>
             </w:r>
-            <w:proofErr w:type="spellEnd"/>
           </w:p>
         </w:tc>
         <w:tc>
@@ -9359,7 +9216,6 @@
               </w:rPr>
               <w:t xml:space="preserve"> </w:t>
             </w:r>
-            <w:proofErr w:type="spellStart"/>
             <w:r>
               <w:rPr>
                 <w:rFonts w:ascii="Calibri"/>
@@ -9368,18 +9224,7 @@
                 <w:spacing w:val="-2"/>
                 <w:sz w:val="23"/>
               </w:rPr>
-              <w:t>tssr</w:t>
-            </w:r>
-            <w:proofErr w:type="spellEnd"/>
-            <w:r>
-              <w:rPr>
-                <w:rFonts w:ascii="Calibri"/>
-                <w:b/>
-                <w:i/>
-                <w:spacing w:val="-2"/>
-                <w:sz w:val="23"/>
-              </w:rPr>
-              <w:t>.</w:t>
+              <w:t>tssr.</w:t>
             </w:r>
           </w:p>
           <w:p>
@@ -10690,14 +10535,12 @@
               </w:rPr>
               <w:t xml:space="preserve"> </w:t>
             </w:r>
-            <w:proofErr w:type="gramStart"/>
             <w:r>
               <w:rPr>
                 <w:sz w:val="21"/>
               </w:rPr>
               <w:t>are</w:t>
             </w:r>
-            <w:proofErr w:type="gramEnd"/>
             <w:r>
               <w:rPr>
                 <w:spacing w:val="6"/>
@@ -11167,7 +11010,6 @@
               </w:rPr>
               <w:t xml:space="preserve"> </w:t>
             </w:r>
-            <w:proofErr w:type="gramStart"/>
             <w:r>
               <w:rPr>
                 <w:rFonts w:ascii="Calibri"/>
@@ -11193,7 +11035,6 @@
               </w:rPr>
               <w:t>:</w:t>
             </w:r>
-            <w:proofErr w:type="gramEnd"/>
             <w:r>
               <w:rPr>
                 <w:rFonts w:ascii="Calibri"/>
@@ -11670,7 +11511,6 @@
               </w:rPr>
               <w:t xml:space="preserve"> </w:t>
             </w:r>
-            <w:proofErr w:type="gramStart"/>
             <w:r>
               <w:rPr>
                 <w:rFonts w:ascii="Calibri"/>
@@ -11696,7 +11536,6 @@
               </w:rPr>
               <w:t>,</w:t>
             </w:r>
-            <w:proofErr w:type="gramEnd"/>
             <w:r>
               <w:rPr>
                 <w:rFonts w:ascii="Calibri"/>
@@ -11706,23 +11545,13 @@
               </w:rPr>
               <w:t xml:space="preserve"> </w:t>
             </w:r>
-            <w:proofErr w:type="spellStart"/>
-            <w:r>
-              <w:rPr>
-                <w:rFonts w:ascii="Calibri"/>
-                <w:b/>
-                <w:sz w:val="21"/>
-              </w:rPr>
-              <w:t>etc</w:t>
-            </w:r>
-            <w:proofErr w:type="spellEnd"/>
-            <w:r>
-              <w:rPr>
-                <w:rFonts w:ascii="Calibri"/>
-                <w:b/>
-                <w:sz w:val="21"/>
-              </w:rPr>
-              <w:t>:</w:t>
+            <w:r>
+              <w:rPr>
+                <w:rFonts w:ascii="Calibri"/>
+                <w:b/>
+                <w:sz w:val="21"/>
+              </w:rPr>
+              <w:t>etc:</w:t>
             </w:r>
             <w:r>
               <w:rPr>
@@ -12549,21 +12378,7 @@
               <w:rPr>
                 <w:sz w:val="21"/>
               </w:rPr>
-              <w:t xml:space="preserve">Unexpected outage occurred on GAIN network caused by the activity. (Please call Proponent first before </w:t>
-            </w:r>
-            <w:proofErr w:type="gramStart"/>
-            <w:r>
-              <w:rPr>
-                <w:sz w:val="21"/>
-              </w:rPr>
-              <w:t>revert</w:t>
-            </w:r>
-            <w:proofErr w:type="gramEnd"/>
-            <w:r>
-              <w:rPr>
-                <w:sz w:val="21"/>
-              </w:rPr>
-              <w:t xml:space="preserve"> to verify).</w:t>
+              <w:t>Unexpected outage occurred on GAIN network caused by the activity. (Please call Proponent first before revert to verify).</w:t>
             </w:r>
           </w:p>
         </w:tc>
@@ -13312,7 +13127,6 @@
               </w:rPr>
               <w:t xml:space="preserve"> </w:t>
             </w:r>
-            <w:proofErr w:type="gramStart"/>
             <w:r>
               <w:rPr>
                 <w:sz w:val="23"/>
@@ -13333,7 +13147,6 @@
               </w:rPr>
               <w:t>:</w:t>
             </w:r>
-            <w:proofErr w:type="gramEnd"/>
           </w:p>
           <w:p>
             <w:pPr>
@@ -13372,21 +13185,7 @@
               <w:rPr>
                 <w:sz w:val="23"/>
               </w:rPr>
-              <w:t>L9 (63A</w:t>
-            </w:r>
-            <w:proofErr w:type="gramStart"/>
-            <w:r>
-              <w:rPr>
-                <w:sz w:val="23"/>
-              </w:rPr>
-              <w:t>) :</w:t>
-            </w:r>
-            <w:proofErr w:type="gramEnd"/>
-            <w:r>
-              <w:rPr>
-                <w:sz w:val="23"/>
-              </w:rPr>
-              <w:t xml:space="preserve"> Nokia Power Tapped Fuse</w:t>
+              <w:t>L9 (63A) : Nokia Power Tapped Fuse</w:t>
             </w:r>
             <w:r>
               <w:rPr>
@@ -13487,6 +13286,13 @@
               </w:rPr>
               <w:t>{{RS1 EXISTING IMAGE}</w:t>
             </w:r>
+            <w:r>
+              <w:rPr>
+                <w:rFonts w:ascii="Calibri"/>
+                <w:sz w:val="20"/>
+              </w:rPr>
+              <w:t>}</w:t>
+            </w:r>
           </w:p>
           <w:p>
             <w:pPr>
@@ -13541,21 +13347,14 @@
                 <w:rFonts w:ascii="Calibri"/>
                 <w:sz w:val="20"/>
               </w:rPr>
-              <w:t>{{RS</w:t>
+              <w:t>{{RS2 EXISTING IMAGE}</w:t>
             </w:r>
             <w:r>
               <w:rPr>
                 <w:rFonts w:ascii="Calibri"/>
                 <w:sz w:val="20"/>
               </w:rPr>
-              <w:t>2</w:t>
-            </w:r>
-            <w:r>
-              <w:rPr>
-                <w:rFonts w:ascii="Calibri"/>
-                <w:sz w:val="20"/>
-              </w:rPr>
-              <w:t xml:space="preserve"> EXISTING IMAGE}</w:t>
+              <w:t>}</w:t>
             </w:r>
           </w:p>
           <w:p>
@@ -13908,21 +13707,7 @@
               <w:rPr>
                 <w:sz w:val="23"/>
               </w:rPr>
-              <w:t xml:space="preserve">Make sure power tapping of the breaker is for the terminals of the equipment. </w:t>
-            </w:r>
-            <w:proofErr w:type="gramStart"/>
-            <w:r>
-              <w:rPr>
-                <w:sz w:val="23"/>
-              </w:rPr>
-              <w:t>Also</w:t>
-            </w:r>
-            <w:proofErr w:type="gramEnd"/>
-            <w:r>
-              <w:rPr>
-                <w:sz w:val="23"/>
-              </w:rPr>
-              <w:t xml:space="preserve"> the breaker should be switched off prior to the tapping of cable/s.</w:t>
+              <w:t>Make sure power tapping of the breaker is for the terminals of the equipment. Also the breaker should be switched off prior to the tapping of cable/s.</w:t>
             </w:r>
           </w:p>
           <w:p>
@@ -16240,7 +16025,6 @@
               </w:rPr>
               <w:t xml:space="preserve"> </w:t>
             </w:r>
-            <w:proofErr w:type="spellStart"/>
             <w:r>
               <w:rPr>
                 <w:rFonts w:ascii="Calibri"/>
@@ -16248,17 +16032,7 @@
                 <w:spacing w:val="-2"/>
                 <w:sz w:val="27"/>
               </w:rPr>
-              <w:t>engr</w:t>
-            </w:r>
-            <w:proofErr w:type="spellEnd"/>
-            <w:r>
-              <w:rPr>
-                <w:rFonts w:ascii="Calibri"/>
-                <w:i/>
-                <w:spacing w:val="-2"/>
-                <w:sz w:val="27"/>
-              </w:rPr>
-              <w:t>)</w:t>
+              <w:t>engr)</w:t>
             </w:r>
           </w:p>
         </w:tc>
@@ -16302,7 +16076,6 @@
               </w:rPr>
               <w:t xml:space="preserve"> </w:t>
             </w:r>
-            <w:proofErr w:type="gramStart"/>
             <w:r>
               <w:rPr>
                 <w:rFonts w:ascii="Calibri"/>
@@ -16333,7 +16106,6 @@
               </w:rPr>
               <w:t>:</w:t>
             </w:r>
-            <w:proofErr w:type="gramEnd"/>
             <w:r>
               <w:rPr>
                 <w:rFonts w:ascii="Calibri"/>
@@ -16826,7 +16598,7 @@
                 </mc:Choice>
                 <mc:Fallback>
                   <w:pict>
-                    <v:group w14:anchorId="746DEC15" id="Group 39" o:spid="_x0000_s1026" style="position:absolute;margin-left:19.1pt;margin-top:-1.15pt;width:20.55pt;height:45.5pt;z-index:-16327680;mso-wrap-distance-left:0;mso-wrap-distance-right:0" coordsize="2609,5778" o:gfxdata="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">
+                    <v:group w14:anchorId="69269869" id="Group 39" o:spid="_x0000_s1026" style="position:absolute;margin-left:19.1pt;margin-top:-1.15pt;width:20.55pt;height:45.5pt;z-index:-16327680;mso-wrap-distance-left:0;mso-wrap-distance-right:0" coordsize="2609,5778" o:gfxdata="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">
                       <v:shape id="Graphic 40" o:spid="_x0000_s1027" style="position:absolute;left:45;top:1463;width:2515;height:215;visibility:visible;mso-wrap-style:square;v-text-anchor:top" coordsize="251460,21590" o:gfxdata="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" path="m251460,21335l,21335,21335,,230123,r21337,21335xe" fillcolor="#cdcdcd" stroked="f">
                         <v:path arrowok="t"/>
                       </v:shape>
@@ -17299,7 +17071,7 @@
                 </mc:Choice>
                 <mc:Fallback>
                   <w:pict>
-                    <v:group w14:anchorId="58BB69BC" id="Group 50" o:spid="_x0000_s1026" style="position:absolute;margin-left:264.6pt;margin-top:-1.15pt;width:20.55pt;height:52.1pt;z-index:-16327168;mso-wrap-distance-left:0;mso-wrap-distance-right:0" coordsize="2609,6616" o:gfxdata="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">
+                    <v:group w14:anchorId="4F0D19C9" id="Group 50" o:spid="_x0000_s1026" style="position:absolute;margin-left:264.6pt;margin-top:-1.15pt;width:20.55pt;height:52.1pt;z-index:-16327168;mso-wrap-distance-left:0;mso-wrap-distance-right:0" coordsize="2609,6616" o:gfxdata="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">
                       <v:shape id="Graphic 51" o:spid="_x0000_s1027" style="position:absolute;left:45;top:1463;width:2515;height:215;visibility:visible;mso-wrap-style:square;v-text-anchor:top" coordsize="251460,21590" o:gfxdata="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" path="m251459,21335l,21335,21335,,230124,r21335,21335xe" fillcolor="#cdcdcd" stroked="f">
                         <v:path arrowok="t"/>
                       </v:shape>
@@ -17786,7 +17558,6 @@
               </w:rPr>
               <w:t xml:space="preserve"> </w:t>
             </w:r>
-            <w:proofErr w:type="gramStart"/>
             <w:r>
               <w:rPr>
                 <w:rFonts w:ascii="Calibri"/>
@@ -17815,7 +17586,6 @@
               </w:rPr>
               <w:t>:</w:t>
             </w:r>
-            <w:proofErr w:type="gramEnd"/>
             <w:r>
               <w:rPr>
                 <w:rFonts w:ascii="Calibri"/>
@@ -18009,7 +17779,6 @@
               </w:rPr>
               <w:t xml:space="preserve"> </w:t>
             </w:r>
-            <w:proofErr w:type="gramStart"/>
             <w:r>
               <w:rPr>
                 <w:rFonts w:ascii="Calibri"/>
@@ -18038,7 +17807,6 @@
               </w:rPr>
               <w:t>:</w:t>
             </w:r>
-            <w:proofErr w:type="gramEnd"/>
             <w:r>
               <w:rPr>
                 <w:rFonts w:ascii="Calibri"/>
@@ -18403,7 +18171,6 @@
                             </w:rPr>
                             <w:t xml:space="preserve"> </w:t>
                           </w:r>
-                          <w:proofErr w:type="spellStart"/>
                           <w:r>
                             <w:rPr>
                               <w:spacing w:val="-2"/>
@@ -18419,7 +18186,6 @@
                             </w:rPr>
                             <w:t>e</w:t>
                           </w:r>
-                          <w:proofErr w:type="spellEnd"/>
                         </w:p>
                         <w:p>
                           <w:pPr>
@@ -18646,7 +18412,6 @@
                       </w:rPr>
                       <w:t xml:space="preserve"> </w:t>
                     </w:r>
-                    <w:proofErr w:type="spellStart"/>
                     <w:r>
                       <w:rPr>
                         <w:spacing w:val="-2"/>
@@ -18662,7 +18427,6 @@
                       </w:rPr>
                       <w:t>e</w:t>
                     </w:r>
-                    <w:proofErr w:type="spellEnd"/>
                   </w:p>
                   <w:p>
                     <w:pPr>
@@ -18931,7 +18695,6 @@
                             </w:rPr>
                             <w:t xml:space="preserve"> </w:t>
                           </w:r>
-                          <w:proofErr w:type="spellStart"/>
                           <w:r>
                             <w:rPr>
                               <w:spacing w:val="-2"/>
@@ -18947,7 +18710,6 @@
                             </w:rPr>
                             <w:t>e</w:t>
                           </w:r>
-                          <w:proofErr w:type="spellEnd"/>
                         </w:p>
                         <w:p>
                           <w:pPr>
@@ -19174,7 +18936,6 @@
                       </w:rPr>
                       <w:t xml:space="preserve"> </w:t>
                     </w:r>
-                    <w:proofErr w:type="spellStart"/>
                     <w:r>
                       <w:rPr>
                         <w:spacing w:val="-2"/>
@@ -19190,7 +18951,6 @@
                       </w:rPr>
                       <w:t>e</w:t>
                     </w:r>
-                    <w:proofErr w:type="spellEnd"/>
                   </w:p>
                   <w:p>
                     <w:pPr>
@@ -19459,7 +19219,6 @@
                             </w:rPr>
                             <w:t xml:space="preserve"> </w:t>
                           </w:r>
-                          <w:proofErr w:type="spellStart"/>
                           <w:r>
                             <w:rPr>
                               <w:spacing w:val="-2"/>
@@ -19475,7 +19234,6 @@
                             </w:rPr>
                             <w:t>e</w:t>
                           </w:r>
-                          <w:proofErr w:type="spellEnd"/>
                         </w:p>
                         <w:p>
                           <w:pPr>
@@ -19702,7 +19460,6 @@
                       </w:rPr>
                       <w:t xml:space="preserve"> </w:t>
                     </w:r>
-                    <w:proofErr w:type="spellStart"/>
                     <w:r>
                       <w:rPr>
                         <w:spacing w:val="-2"/>
@@ -19718,7 +19475,6 @@
                       </w:rPr>
                       <w:t>e</w:t>
                     </w:r>
-                    <w:proofErr w:type="spellEnd"/>
                   </w:p>
                   <w:p>
                     <w:pPr>
@@ -19987,7 +19743,6 @@
                             </w:rPr>
                             <w:t xml:space="preserve"> </w:t>
                           </w:r>
-                          <w:proofErr w:type="spellStart"/>
                           <w:r>
                             <w:rPr>
                               <w:spacing w:val="-2"/>
@@ -20003,7 +19758,6 @@
                             </w:rPr>
                             <w:t>e</w:t>
                           </w:r>
-                          <w:proofErr w:type="spellEnd"/>
                         </w:p>
                         <w:p>
                           <w:pPr>
@@ -20230,7 +19984,6 @@
                       </w:rPr>
                       <w:t xml:space="preserve"> </w:t>
                     </w:r>
-                    <w:proofErr w:type="spellStart"/>
                     <w:r>
                       <w:rPr>
                         <w:spacing w:val="-2"/>
@@ -20246,7 +19999,6 @@
                       </w:rPr>
                       <w:t>e</w:t>
                     </w:r>
-                    <w:proofErr w:type="spellEnd"/>
                   </w:p>
                   <w:p>
                     <w:pPr>
@@ -20515,7 +20267,6 @@
                             </w:rPr>
                             <w:t xml:space="preserve"> </w:t>
                           </w:r>
-                          <w:proofErr w:type="spellStart"/>
                           <w:r>
                             <w:rPr>
                               <w:spacing w:val="-2"/>
@@ -20531,7 +20282,6 @@
                             </w:rPr>
                             <w:t>e</w:t>
                           </w:r>
-                          <w:proofErr w:type="spellEnd"/>
                         </w:p>
                         <w:p>
                           <w:pPr>
@@ -20758,7 +20508,6 @@
                       </w:rPr>
                       <w:t xml:space="preserve"> </w:t>
                     </w:r>
-                    <w:proofErr w:type="spellStart"/>
                     <w:r>
                       <w:rPr>
                         <w:spacing w:val="-2"/>
@@ -20774,7 +20523,6 @@
                       </w:rPr>
                       <w:t>e</w:t>
                     </w:r>
-                    <w:proofErr w:type="spellEnd"/>
                   </w:p>
                   <w:p>
                     <w:pPr>
@@ -21043,7 +20791,6 @@
                             </w:rPr>
                             <w:t xml:space="preserve"> </w:t>
                           </w:r>
-                          <w:proofErr w:type="spellStart"/>
                           <w:r>
                             <w:rPr>
                               <w:spacing w:val="-2"/>
@@ -21059,7 +20806,6 @@
                             </w:rPr>
                             <w:t>e</w:t>
                           </w:r>
-                          <w:proofErr w:type="spellEnd"/>
                         </w:p>
                         <w:p>
                           <w:pPr>
@@ -21286,7 +21032,6 @@
                       </w:rPr>
                       <w:t xml:space="preserve"> </w:t>
                     </w:r>
-                    <w:proofErr w:type="spellStart"/>
                     <w:r>
                       <w:rPr>
                         <w:spacing w:val="-2"/>
@@ -21302,7 +21047,6 @@
                       </w:rPr>
                       <w:t>e</w:t>
                     </w:r>
-                    <w:proofErr w:type="spellEnd"/>
                   </w:p>
                   <w:p>
                     <w:pPr>
@@ -21571,7 +21315,6 @@
                             </w:rPr>
                             <w:t xml:space="preserve"> </w:t>
                           </w:r>
-                          <w:proofErr w:type="spellStart"/>
                           <w:r>
                             <w:rPr>
                               <w:spacing w:val="-2"/>
@@ -21587,7 +21330,6 @@
                             </w:rPr>
                             <w:t>e</w:t>
                           </w:r>
-                          <w:proofErr w:type="spellEnd"/>
                         </w:p>
                         <w:p>
                           <w:pPr>
@@ -21814,7 +21556,6 @@
                       </w:rPr>
                       <w:t xml:space="preserve"> </w:t>
                     </w:r>
-                    <w:proofErr w:type="spellStart"/>
                     <w:r>
                       <w:rPr>
                         <w:spacing w:val="-2"/>
@@ -21830,7 +21571,6 @@
                       </w:rPr>
                       <w:t>e</w:t>
                     </w:r>
-                    <w:proofErr w:type="spellEnd"/>
                   </w:p>
                   <w:p>
                     <w:pPr>
@@ -22216,7 +21956,6 @@
                                   </w:rPr>
                                   <w:t xml:space="preserve"> </w:t>
                                 </w:r>
-                                <w:proofErr w:type="gramStart"/>
                                 <w:r>
                                   <w:rPr>
                                     <w:rFonts w:ascii="Calibri"/>
@@ -22246,7 +21985,6 @@
                                   </w:rPr>
                                   <w:t>:</w:t>
                                 </w:r>
-                                <w:proofErr w:type="gramEnd"/>
                               </w:p>
                               <w:p>
                                 <w:pPr>
@@ -22559,7 +22297,6 @@
                                   </w:rPr>
                                   <w:t xml:space="preserve"> </w:t>
                                 </w:r>
-                                <w:proofErr w:type="spellStart"/>
                                 <w:r>
                                   <w:rPr>
                                     <w:rFonts w:ascii="Calibri"/>
@@ -22569,7 +22306,6 @@
                                   </w:rPr>
                                   <w:t>Lightspan</w:t>
                                 </w:r>
-                                <w:proofErr w:type="spellEnd"/>
                                 <w:r>
                                   <w:rPr>
                                     <w:rFonts w:ascii="Calibri"/>
@@ -22924,7 +22660,6 @@
                             </w:rPr>
                             <w:t xml:space="preserve"> </w:t>
                           </w:r>
-                          <w:proofErr w:type="gramStart"/>
                           <w:r>
                             <w:rPr>
                               <w:rFonts w:ascii="Calibri"/>
@@ -22954,7 +22689,6 @@
                             </w:rPr>
                             <w:t>:</w:t>
                           </w:r>
-                          <w:proofErr w:type="gramEnd"/>
                         </w:p>
                         <w:p>
                           <w:pPr>
@@ -23267,7 +23001,6 @@
                             </w:rPr>
                             <w:t xml:space="preserve"> </w:t>
                           </w:r>
-                          <w:proofErr w:type="spellStart"/>
                           <w:r>
                             <w:rPr>
                               <w:rFonts w:ascii="Calibri"/>
@@ -23277,7 +23010,6 @@
                             </w:rPr>
                             <w:t>Lightspan</w:t>
                           </w:r>
-                          <w:proofErr w:type="spellEnd"/>
                           <w:r>
                             <w:rPr>
                               <w:rFonts w:ascii="Calibri"/>
@@ -23729,7 +23461,6 @@
                                   </w:rPr>
                                   <w:t xml:space="preserve"> </w:t>
                                 </w:r>
-                                <w:proofErr w:type="gramStart"/>
                                 <w:r>
                                   <w:rPr>
                                     <w:rFonts w:ascii="Calibri"/>
@@ -23759,7 +23490,6 @@
                                   </w:rPr>
                                   <w:t>:</w:t>
                                 </w:r>
-                                <w:proofErr w:type="gramEnd"/>
                               </w:p>
                               <w:p>
                                 <w:pPr>
@@ -24084,7 +23814,6 @@
                                   </w:rPr>
                                   <w:t xml:space="preserve"> </w:t>
                                 </w:r>
-                                <w:proofErr w:type="spellStart"/>
                                 <w:r>
                                   <w:rPr>
                                     <w:rFonts w:ascii="Calibri"/>
@@ -24094,7 +23823,6 @@
                                   </w:rPr>
                                   <w:t>Lightspan</w:t>
                                 </w:r>
-                                <w:proofErr w:type="spellEnd"/>
                                 <w:r>
                                   <w:rPr>
                                     <w:rFonts w:ascii="Calibri"/>
@@ -24449,7 +24177,6 @@
                             </w:rPr>
                             <w:t xml:space="preserve"> </w:t>
                           </w:r>
-                          <w:proofErr w:type="gramStart"/>
                           <w:r>
                             <w:rPr>
                               <w:rFonts w:ascii="Calibri"/>
@@ -24479,7 +24206,6 @@
                             </w:rPr>
                             <w:t>:</w:t>
                           </w:r>
-                          <w:proofErr w:type="gramEnd"/>
                         </w:p>
                         <w:p>
                           <w:pPr>
@@ -24804,7 +24530,6 @@
                             </w:rPr>
                             <w:t xml:space="preserve"> </w:t>
                           </w:r>
-                          <w:proofErr w:type="spellStart"/>
                           <w:r>
                             <w:rPr>
                               <w:rFonts w:ascii="Calibri"/>
@@ -24814,7 +24539,6 @@
                             </w:rPr>
                             <w:t>Lightspan</w:t>
                           </w:r>
-                          <w:proofErr w:type="spellEnd"/>
                           <w:r>
                             <w:rPr>
                               <w:rFonts w:ascii="Calibri"/>
@@ -25260,7 +24984,6 @@
                                   </w:rPr>
                                   <w:t xml:space="preserve"> </w:t>
                                 </w:r>
-                                <w:proofErr w:type="gramStart"/>
                                 <w:r>
                                   <w:rPr>
                                     <w:rFonts w:ascii="Calibri"/>
@@ -25290,7 +25013,6 @@
                                   </w:rPr>
                                   <w:t>:</w:t>
                                 </w:r>
-                                <w:proofErr w:type="gramEnd"/>
                               </w:p>
                               <w:p>
                                 <w:pPr>
@@ -25603,7 +25325,6 @@
                                   </w:rPr>
                                   <w:t xml:space="preserve"> </w:t>
                                 </w:r>
-                                <w:proofErr w:type="spellStart"/>
                                 <w:r>
                                   <w:rPr>
                                     <w:rFonts w:ascii="Calibri"/>
@@ -25613,7 +25334,6 @@
                                   </w:rPr>
                                   <w:t>Lightspan</w:t>
                                 </w:r>
-                                <w:proofErr w:type="spellEnd"/>
                                 <w:r>
                                   <w:rPr>
                                     <w:rFonts w:ascii="Calibri"/>
@@ -25968,7 +25688,6 @@
                             </w:rPr>
                             <w:t xml:space="preserve"> </w:t>
                           </w:r>
-                          <w:proofErr w:type="gramStart"/>
                           <w:r>
                             <w:rPr>
                               <w:rFonts w:ascii="Calibri"/>
@@ -25998,7 +25717,6 @@
                             </w:rPr>
                             <w:t>:</w:t>
                           </w:r>
-                          <w:proofErr w:type="gramEnd"/>
                         </w:p>
                         <w:p>
                           <w:pPr>
@@ -26311,7 +26029,6 @@
                             </w:rPr>
                             <w:t xml:space="preserve"> </w:t>
                           </w:r>
-                          <w:proofErr w:type="spellStart"/>
                           <w:r>
                             <w:rPr>
                               <w:rFonts w:ascii="Calibri"/>
@@ -26321,7 +26038,6 @@
                             </w:rPr>
                             <w:t>Lightspan</w:t>
                           </w:r>
-                          <w:proofErr w:type="spellEnd"/>
                           <w:r>
                             <w:rPr>
                               <w:rFonts w:ascii="Calibri"/>
@@ -26767,7 +26483,6 @@
                                   </w:rPr>
                                   <w:t xml:space="preserve"> </w:t>
                                 </w:r>
-                                <w:proofErr w:type="gramStart"/>
                                 <w:r>
                                   <w:rPr>
                                     <w:rFonts w:ascii="Calibri"/>
@@ -26797,7 +26512,6 @@
                                   </w:rPr>
                                   <w:t>:</w:t>
                                 </w:r>
-                                <w:proofErr w:type="gramEnd"/>
                               </w:p>
                               <w:p>
                                 <w:pPr>
@@ -27120,7 +26834,6 @@
                                   </w:rPr>
                                   <w:t xml:space="preserve"> </w:t>
                                 </w:r>
-                                <w:proofErr w:type="spellStart"/>
                                 <w:r>
                                   <w:rPr>
                                     <w:rFonts w:ascii="Calibri"/>
@@ -27130,7 +26843,6 @@
                                   </w:rPr>
                                   <w:t>Lightspan</w:t>
                                 </w:r>
-                                <w:proofErr w:type="spellEnd"/>
                                 <w:r>
                                   <w:rPr>
                                     <w:rFonts w:ascii="Calibri"/>
@@ -27485,7 +27197,6 @@
                             </w:rPr>
                             <w:t xml:space="preserve"> </w:t>
                           </w:r>
-                          <w:proofErr w:type="gramStart"/>
                           <w:r>
                             <w:rPr>
                               <w:rFonts w:ascii="Calibri"/>
@@ -27515,7 +27226,6 @@
                             </w:rPr>
                             <w:t>:</w:t>
                           </w:r>
-                          <w:proofErr w:type="gramEnd"/>
                         </w:p>
                         <w:p>
                           <w:pPr>
@@ -27838,7 +27548,6 @@
                             </w:rPr>
                             <w:t xml:space="preserve"> </w:t>
                           </w:r>
-                          <w:proofErr w:type="spellStart"/>
                           <w:r>
                             <w:rPr>
                               <w:rFonts w:ascii="Calibri"/>
@@ -27848,7 +27557,6 @@
                             </w:rPr>
                             <w:t>Lightspan</w:t>
                           </w:r>
-                          <w:proofErr w:type="spellEnd"/>
                           <w:r>
                             <w:rPr>
                               <w:rFonts w:ascii="Calibri"/>
@@ -28294,7 +28002,6 @@
                                   </w:rPr>
                                   <w:t xml:space="preserve"> </w:t>
                                 </w:r>
-                                <w:proofErr w:type="gramStart"/>
                                 <w:r>
                                   <w:rPr>
                                     <w:rFonts w:ascii="Calibri"/>
@@ -28324,7 +28031,6 @@
                                   </w:rPr>
                                   <w:t>:</w:t>
                                 </w:r>
-                                <w:proofErr w:type="gramEnd"/>
                               </w:p>
                               <w:p>
                                 <w:pPr>
@@ -28637,7 +28343,6 @@
                                   </w:rPr>
                                   <w:t xml:space="preserve"> </w:t>
                                 </w:r>
-                                <w:proofErr w:type="spellStart"/>
                                 <w:r>
                                   <w:rPr>
                                     <w:rFonts w:ascii="Calibri"/>
@@ -28647,7 +28352,6 @@
                                   </w:rPr>
                                   <w:t>Lightspan</w:t>
                                 </w:r>
-                                <w:proofErr w:type="spellEnd"/>
                                 <w:r>
                                   <w:rPr>
                                     <w:rFonts w:ascii="Calibri"/>
@@ -29002,7 +28706,6 @@
                             </w:rPr>
                             <w:t xml:space="preserve"> </w:t>
                           </w:r>
-                          <w:proofErr w:type="gramStart"/>
                           <w:r>
                             <w:rPr>
                               <w:rFonts w:ascii="Calibri"/>
@@ -29032,7 +28735,6 @@
                             </w:rPr>
                             <w:t>:</w:t>
                           </w:r>
-                          <w:proofErr w:type="gramEnd"/>
                         </w:p>
                         <w:p>
                           <w:pPr>
@@ -29345,7 +29047,6 @@
                             </w:rPr>
                             <w:t xml:space="preserve"> </w:t>
                           </w:r>
-                          <w:proofErr w:type="spellStart"/>
                           <w:r>
                             <w:rPr>
                               <w:rFonts w:ascii="Calibri"/>
@@ -29355,7 +29056,6 @@
                             </w:rPr>
                             <w:t>Lightspan</w:t>
                           </w:r>
-                          <w:proofErr w:type="spellEnd"/>
                           <w:r>
                             <w:rPr>
                               <w:rFonts w:ascii="Calibri"/>
@@ -29801,7 +29501,6 @@
                                   </w:rPr>
                                   <w:t xml:space="preserve"> </w:t>
                                 </w:r>
-                                <w:proofErr w:type="gramStart"/>
                                 <w:r>
                                   <w:rPr>
                                     <w:rFonts w:ascii="Calibri"/>
@@ -29831,7 +29530,6 @@
                                   </w:rPr>
                                   <w:t>:</w:t>
                                 </w:r>
-                                <w:proofErr w:type="gramEnd"/>
                               </w:p>
                               <w:p>
                                 <w:pPr>
@@ -30154,7 +29852,6 @@
                                   </w:rPr>
                                   <w:t xml:space="preserve"> </w:t>
                                 </w:r>
-                                <w:proofErr w:type="spellStart"/>
                                 <w:r>
                                   <w:rPr>
                                     <w:rFonts w:ascii="Calibri"/>
@@ -30164,7 +29861,6 @@
                                   </w:rPr>
                                   <w:t>Lightspan</w:t>
                                 </w:r>
-                                <w:proofErr w:type="spellEnd"/>
                                 <w:r>
                                   <w:rPr>
                                     <w:rFonts w:ascii="Calibri"/>
@@ -30519,7 +30215,6 @@
                             </w:rPr>
                             <w:t xml:space="preserve"> </w:t>
                           </w:r>
-                          <w:proofErr w:type="gramStart"/>
                           <w:r>
                             <w:rPr>
                               <w:rFonts w:ascii="Calibri"/>
@@ -30549,7 +30244,6 @@
                             </w:rPr>
                             <w:t>:</w:t>
                           </w:r>
-                          <w:proofErr w:type="gramEnd"/>
                         </w:p>
                         <w:p>
                           <w:pPr>
@@ -30872,7 +30566,6 @@
                             </w:rPr>
                             <w:t xml:space="preserve"> </w:t>
                           </w:r>
-                          <w:proofErr w:type="spellStart"/>
                           <w:r>
                             <w:rPr>
                               <w:rFonts w:ascii="Calibri"/>
@@ -30882,7 +30575,6 @@
                             </w:rPr>
                             <w:t>Lightspan</w:t>
                           </w:r>
-                          <w:proofErr w:type="spellEnd"/>
                           <w:r>
                             <w:rPr>
                               <w:rFonts w:ascii="Calibri"/>
@@ -31328,7 +31020,6 @@
                                   </w:rPr>
                                   <w:t xml:space="preserve"> </w:t>
                                 </w:r>
-                                <w:proofErr w:type="gramStart"/>
                                 <w:r>
                                   <w:rPr>
                                     <w:rFonts w:ascii="Calibri"/>
@@ -31358,7 +31049,6 @@
                                   </w:rPr>
                                   <w:t>:</w:t>
                                 </w:r>
-                                <w:proofErr w:type="gramEnd"/>
                               </w:p>
                               <w:p>
                                 <w:pPr>
@@ -31671,7 +31361,6 @@
                                   </w:rPr>
                                   <w:t xml:space="preserve"> </w:t>
                                 </w:r>
-                                <w:proofErr w:type="spellStart"/>
                                 <w:r>
                                   <w:rPr>
                                     <w:rFonts w:ascii="Calibri"/>
@@ -31681,7 +31370,6 @@
                                   </w:rPr>
                                   <w:t>Lightspan</w:t>
                                 </w:r>
-                                <w:proofErr w:type="spellEnd"/>
                                 <w:r>
                                   <w:rPr>
                                     <w:rFonts w:ascii="Calibri"/>
@@ -32036,7 +31724,6 @@
                             </w:rPr>
                             <w:t xml:space="preserve"> </w:t>
                           </w:r>
-                          <w:proofErr w:type="gramStart"/>
                           <w:r>
                             <w:rPr>
                               <w:rFonts w:ascii="Calibri"/>
@@ -32066,7 +31753,6 @@
                             </w:rPr>
                             <w:t>:</w:t>
                           </w:r>
-                          <w:proofErr w:type="gramEnd"/>
                         </w:p>
                         <w:p>
                           <w:pPr>
@@ -32379,7 +32065,6 @@
                             </w:rPr>
                             <w:t xml:space="preserve"> </w:t>
                           </w:r>
-                          <w:proofErr w:type="spellStart"/>
                           <w:r>
                             <w:rPr>
                               <w:rFonts w:ascii="Calibri"/>
@@ -32389,7 +32074,6 @@
                             </w:rPr>
                             <w:t>Lightspan</w:t>
                           </w:r>
-                          <w:proofErr w:type="spellEnd"/>
                           <w:r>
                             <w:rPr>
                               <w:rFonts w:ascii="Calibri"/>
